--- a/t06_s5.docx
+++ b/t06_s5.docx
@@ -3,2168 +3,1698 @@
 <w:document xmlns:wpc="http://schemas.microsoft.com/office/word/2010/wordprocessingCanvas" xmlns:mo="http://schemas.microsoft.com/office/mac/office/2008/main" xmlns:mc="http://schemas.openxmlformats.org/markup-compatibility/2006" xmlns:mv="urn:schemas-microsoft-com:mac:vml" xmlns:o="urn:schemas-microsoft-com:office:office" xmlns:r="http://schemas.openxmlformats.org/officeDocument/2006/relationships" xmlns:m="http://schemas.openxmlformats.org/officeDocument/2006/math" xmlns:v="urn:schemas-microsoft-com:vml" xmlns:wp14="http://schemas.microsoft.com/office/word/2010/wordprocessingDrawing" xmlns:wp="http://schemas.openxmlformats.org/drawingml/2006/wordprocessingDrawing" xmlns:w10="urn:schemas-microsoft-com:office:word" xmlns:w="http://schemas.openxmlformats.org/wordprocessingml/2006/main" xmlns:w14="http://schemas.microsoft.com/office/word/2010/wordml" xmlns:wpg="http://schemas.microsoft.com/office/word/2010/wordprocessingGroup" xmlns:wpi="http://schemas.microsoft.com/office/word/2010/wordprocessingInk" xmlns:wne="http://schemas.microsoft.com/office/word/2006/wordml" xmlns:wps="http://schemas.microsoft.com/office/word/2010/wordprocessingShape" mc:Ignorable="w14 wp14">
   <w:body>
     <w:p>
-      <w:pPr>
-        <w:spacing w:after="20" w:before="120"/>
-      </w:pPr>
-      <w:r>
-        <w:rPr>
-          <w:b/>
-          <w:sz w:val="22"/>
-        </w:rPr>
-        <w:t>Question: Which number will come next: 5, 10, 20, 40, ?</w:t>
-      </w:r>
-    </w:p>
-    <w:p>
-      <w:pPr>
-        <w:spacing w:after="0" w:before="0"/>
-      </w:pPr>
-      <w:r>
-        <w:rPr>
-          <w:b w:val="0"/>
-          <w:sz w:val="22"/>
-        </w:rPr>
-        <w:t>(a) 120</w:t>
-      </w:r>
-    </w:p>
-    <w:p>
-      <w:pPr>
-        <w:spacing w:after="0" w:before="0"/>
-      </w:pPr>
-      <w:r>
-        <w:rPr>
-          <w:b w:val="0"/>
-          <w:sz w:val="22"/>
-        </w:rPr>
-        <w:t>(b) 60</w:t>
-      </w:r>
-    </w:p>
-    <w:p>
-      <w:pPr>
-        <w:spacing w:after="0" w:before="0"/>
-      </w:pPr>
-      <w:r>
-        <w:rPr>
-          <w:b w:val="0"/>
-          <w:sz w:val="22"/>
-        </w:rPr>
-        <w:t>(c) 80</w:t>
-      </w:r>
-    </w:p>
-    <w:p>
-      <w:pPr>
-        <w:spacing w:after="0" w:before="0"/>
-      </w:pPr>
-      <w:r>
-        <w:rPr>
-          <w:b w:val="0"/>
-          <w:sz w:val="22"/>
-        </w:rPr>
-        <w:t>(d) 100</w:t>
-      </w:r>
-    </w:p>
-    <w:p>
-      <w:pPr>
-        <w:spacing w:after="0" w:before="40"/>
-      </w:pPr>
-      <w:r>
-        <w:rPr>
-          <w:b/>
-          <w:sz w:val="22"/>
-        </w:rPr>
-        <w:t>Answer: c</w:t>
-      </w:r>
-    </w:p>
-    <w:p>
-      <w:pPr>
-        <w:spacing w:after="0" w:before="0"/>
-      </w:pPr>
-      <w:r>
-        <w:rPr>
-          <w:b w:val="0"/>
-          <w:sz w:val="21"/>
-        </w:rPr>
-        <w:t>Solution: Each term doubles: 40 × 2 = 80.</w:t>
-      </w:r>
-    </w:p>
-    <w:p>
-      <w:pPr>
-        <w:spacing w:after="0" w:before="0"/>
-      </w:pPr>
-      <w:r>
-        <w:rPr>
-          <w:b w:val="0"/>
-          <w:sz w:val="20"/>
-        </w:rPr>
-        <w:t>Positive Marks: 1</w:t>
-      </w:r>
-    </w:p>
-    <w:p>
-      <w:pPr>
-        <w:spacing w:after="160" w:before="0"/>
-      </w:pPr>
-      <w:r>
-        <w:rPr>
-          <w:b w:val="0"/>
-          <w:sz w:val="20"/>
-        </w:rPr>
-        <w:t>Negative Marks: 0.25</w:t>
-      </w:r>
-    </w:p>
-    <w:p>
-      <w:pPr>
-        <w:spacing w:after="20" w:before="120"/>
-      </w:pPr>
-      <w:r>
-        <w:rPr>
-          <w:b/>
-          <w:sz w:val="22"/>
-        </w:rPr>
-        <w:t>Question: Which gas is most abundant in the Earth's atmosphere?</w:t>
-      </w:r>
-    </w:p>
-    <w:p>
-      <w:pPr>
-        <w:spacing w:after="0" w:before="0"/>
-      </w:pPr>
-      <w:r>
-        <w:rPr>
-          <w:b w:val="0"/>
-          <w:sz w:val="22"/>
-        </w:rPr>
-        <w:t>(a) Carbon dioxide</w:t>
-      </w:r>
-    </w:p>
-    <w:p>
-      <w:pPr>
-        <w:spacing w:after="0" w:before="0"/>
-      </w:pPr>
-      <w:r>
-        <w:rPr>
-          <w:b w:val="0"/>
-          <w:sz w:val="22"/>
-        </w:rPr>
-        <w:t>(b) Argon</w:t>
-      </w:r>
-    </w:p>
-    <w:p>
-      <w:pPr>
-        <w:spacing w:after="0" w:before="0"/>
-      </w:pPr>
-      <w:r>
-        <w:rPr>
-          <w:b w:val="0"/>
-          <w:sz w:val="22"/>
-        </w:rPr>
-        <w:t>(c) Oxygen</w:t>
-      </w:r>
-    </w:p>
-    <w:p>
-      <w:pPr>
-        <w:spacing w:after="0" w:before="0"/>
-      </w:pPr>
-      <w:r>
-        <w:rPr>
-          <w:b w:val="0"/>
-          <w:sz w:val="22"/>
-        </w:rPr>
-        <w:t>(d) Nitrogen</w:t>
-      </w:r>
-    </w:p>
-    <w:p>
-      <w:pPr>
-        <w:spacing w:after="0" w:before="40"/>
-      </w:pPr>
-      <w:r>
-        <w:rPr>
-          <w:b/>
-          <w:sz w:val="22"/>
-        </w:rPr>
-        <w:t>Answer: d</w:t>
-      </w:r>
-    </w:p>
-    <w:p>
-      <w:pPr>
-        <w:spacing w:after="0" w:before="0"/>
-      </w:pPr>
-      <w:r>
-        <w:rPr>
-          <w:b w:val="0"/>
-          <w:sz w:val="21"/>
-        </w:rPr>
-        <w:t>Solution: Nitrogen constitutes about 78% of the atmosphere; oxygen about 21%.</w:t>
-      </w:r>
-    </w:p>
-    <w:p>
-      <w:pPr>
-        <w:spacing w:after="0" w:before="0"/>
-      </w:pPr>
-      <w:r>
-        <w:rPr>
-          <w:b w:val="0"/>
-          <w:sz w:val="20"/>
-        </w:rPr>
-        <w:t>Positive Marks: 1</w:t>
-      </w:r>
-    </w:p>
-    <w:p>
-      <w:pPr>
-        <w:spacing w:after="160" w:before="0"/>
-      </w:pPr>
-      <w:r>
-        <w:rPr>
-          <w:b w:val="0"/>
-          <w:sz w:val="20"/>
-        </w:rPr>
-        <w:t>Negative Marks: 0.25</w:t>
-      </w:r>
-    </w:p>
-    <w:p>
-      <w:pPr>
-        <w:spacing w:after="20" w:before="120"/>
-      </w:pPr>
-      <w:r>
-        <w:rPr>
-          <w:b/>
-          <w:sz w:val="22"/>
-        </w:rPr>
-        <w:t>Question: The first woman President of India was:</w:t>
-      </w:r>
-    </w:p>
-    <w:p>
-      <w:pPr>
-        <w:spacing w:after="0" w:before="0"/>
-      </w:pPr>
-      <w:r>
-        <w:rPr>
-          <w:b w:val="0"/>
-          <w:sz w:val="22"/>
-        </w:rPr>
-        <w:t>(a) Indira Gandhi</w:t>
-      </w:r>
-    </w:p>
-    <w:p>
-      <w:pPr>
-        <w:spacing w:after="0" w:before="0"/>
-      </w:pPr>
-      <w:r>
-        <w:rPr>
-          <w:b w:val="0"/>
-          <w:sz w:val="22"/>
-        </w:rPr>
-        <w:t>(b) Sarojini Naidu</w:t>
-      </w:r>
-    </w:p>
-    <w:p>
-      <w:pPr>
-        <w:spacing w:after="0" w:before="0"/>
-      </w:pPr>
-      <w:r>
-        <w:rPr>
-          <w:b w:val="0"/>
-          <w:sz w:val="22"/>
-        </w:rPr>
-        <w:t>(c) Pratibha Patil</w:t>
-      </w:r>
-    </w:p>
-    <w:p>
-      <w:pPr>
-        <w:spacing w:after="0" w:before="0"/>
-      </w:pPr>
-      <w:r>
-        <w:rPr>
-          <w:b w:val="0"/>
-          <w:sz w:val="22"/>
-        </w:rPr>
-        <w:t>(d) Droupadi Murmu</w:t>
-      </w:r>
-    </w:p>
-    <w:p>
-      <w:pPr>
-        <w:spacing w:after="0" w:before="40"/>
-      </w:pPr>
-      <w:r>
-        <w:rPr>
-          <w:b/>
-          <w:sz w:val="22"/>
-        </w:rPr>
-        <w:t>Answer: c</w:t>
-      </w:r>
-    </w:p>
-    <w:p>
-      <w:pPr>
-        <w:spacing w:after="0" w:before="0"/>
-      </w:pPr>
-      <w:r>
-        <w:rPr>
-          <w:b w:val="0"/>
-          <w:sz w:val="21"/>
-        </w:rPr>
-        <w:t>Solution: Pratibha Patil was the first woman President of India (2007-2012); Droupadi Murmu is the first tribal woman President.</w:t>
-      </w:r>
-    </w:p>
-    <w:p>
-      <w:pPr>
-        <w:spacing w:after="0" w:before="0"/>
-      </w:pPr>
-      <w:r>
-        <w:rPr>
-          <w:b w:val="0"/>
-          <w:sz w:val="20"/>
-        </w:rPr>
-        <w:t>Positive Marks: 1</w:t>
-      </w:r>
-    </w:p>
-    <w:p>
-      <w:pPr>
-        <w:spacing w:after="160" w:before="0"/>
-      </w:pPr>
-      <w:r>
-        <w:rPr>
-          <w:b w:val="0"/>
-          <w:sz w:val="20"/>
-        </w:rPr>
-        <w:t>Negative Marks: 0.25</w:t>
-      </w:r>
-    </w:p>
-    <w:p>
-      <w:pPr>
-        <w:spacing w:after="20" w:before="120"/>
-      </w:pPr>
-      <w:r>
-        <w:rPr>
-          <w:b/>
-          <w:sz w:val="22"/>
-        </w:rPr>
-        <w:t>Question: Who held the position of Chief Justice of India in 2022?</w:t>
-      </w:r>
-    </w:p>
-    <w:p>
-      <w:pPr>
-        <w:spacing w:after="0" w:before="0"/>
-      </w:pPr>
-      <w:r>
-        <w:rPr>
-          <w:b w:val="0"/>
-          <w:sz w:val="22"/>
-        </w:rPr>
-        <w:t>(a) Justice Arun Kumar mishra</w:t>
-      </w:r>
-    </w:p>
-    <w:p>
-      <w:pPr>
-        <w:spacing w:after="0" w:before="0"/>
-      </w:pPr>
-      <w:r>
-        <w:rPr>
-          <w:b w:val="0"/>
-          <w:sz w:val="22"/>
-        </w:rPr>
-        <w:t>(b) Justice NV Ramna</w:t>
-      </w:r>
-    </w:p>
-    <w:p>
-      <w:pPr>
-        <w:spacing w:after="0" w:before="0"/>
-      </w:pPr>
-      <w:r>
-        <w:rPr>
-          <w:b w:val="0"/>
-          <w:sz w:val="22"/>
-        </w:rPr>
-        <w:t>(c) Justice sharad Arvind Bobde</w:t>
-      </w:r>
-    </w:p>
-    <w:p>
-      <w:pPr>
-        <w:spacing w:after="0" w:before="0"/>
-      </w:pPr>
-      <w:r>
-        <w:rPr>
-          <w:b w:val="0"/>
-          <w:sz w:val="22"/>
-        </w:rPr>
-        <w:t>(d) Justice Udit Uttam Lalit</w:t>
-      </w:r>
-    </w:p>
-    <w:p>
-      <w:pPr>
-        <w:spacing w:after="0" w:before="40"/>
-      </w:pPr>
-      <w:r>
-        <w:rPr>
-          <w:b/>
-          <w:sz w:val="22"/>
-        </w:rPr>
-        <w:t>Answer: d</w:t>
-      </w:r>
-    </w:p>
-    <w:p>
-      <w:pPr>
-        <w:spacing w:after="0" w:before="0"/>
-      </w:pPr>
-      <w:r>
-        <w:rPr>
-          <w:b w:val="0"/>
-          <w:sz w:val="21"/>
-        </w:rPr>
-        <w:t>Solution: The correct answer is option C: Justice Udit Uttam Lalit. Justice Udit Uttam Lalit served as the Chief Justice of India in 2022. He assumed office on 9th Importan position important position of India November 2021 and continued to hold the position throughout the year 2022. As the Chief Justice of India, Justice Udit Uttam Lalit was responsible for overseeing the functioning of the Supreme Court of India, the highest judicial authority in the country.</w:t>
-      </w:r>
-    </w:p>
-    <w:p>
-      <w:pPr>
-        <w:spacing w:after="0" w:before="0"/>
-      </w:pPr>
-      <w:r>
-        <w:rPr>
-          <w:b w:val="0"/>
-          <w:sz w:val="20"/>
-        </w:rPr>
-        <w:t>Positive Marks: 1</w:t>
-      </w:r>
-    </w:p>
-    <w:p>
-      <w:pPr>
-        <w:spacing w:after="160" w:before="0"/>
-      </w:pPr>
-      <w:r>
-        <w:rPr>
-          <w:b w:val="0"/>
-          <w:sz w:val="20"/>
-        </w:rPr>
-        <w:t>Negative Marks: 0.25</w:t>
-      </w:r>
-    </w:p>
-    <w:p>
-      <w:pPr>
-        <w:spacing w:after="20" w:before="120"/>
-      </w:pPr>
-      <w:r>
-        <w:rPr>
-          <w:b/>
-          <w:sz w:val="22"/>
-        </w:rPr>
-        <w:t>Question: Find the next term in the series: A, B, D, G, K, ?</w:t>
-      </w:r>
-    </w:p>
-    <w:p>
-      <w:pPr>
-        <w:spacing w:after="0" w:before="0"/>
-      </w:pPr>
-      <w:r>
-        <w:rPr>
-          <w:b w:val="0"/>
-          <w:sz w:val="22"/>
-        </w:rPr>
-        <w:t>(a) Q</w:t>
-      </w:r>
-    </w:p>
-    <w:p>
-      <w:pPr>
-        <w:spacing w:after="0" w:before="0"/>
-      </w:pPr>
-      <w:r>
-        <w:rPr>
-          <w:b w:val="0"/>
-          <w:sz w:val="22"/>
-        </w:rPr>
-        <w:t>(b) P</w:t>
-      </w:r>
-    </w:p>
-    <w:p>
-      <w:pPr>
-        <w:spacing w:after="0" w:before="0"/>
-      </w:pPr>
-      <w:r>
-        <w:rPr>
-          <w:b w:val="0"/>
-          <w:sz w:val="22"/>
-        </w:rPr>
-        <w:t>(c) O</w:t>
-      </w:r>
-    </w:p>
-    <w:p>
-      <w:pPr>
-        <w:spacing w:after="0" w:before="0"/>
-      </w:pPr>
-      <w:r>
-        <w:rPr>
-          <w:b w:val="0"/>
-          <w:sz w:val="22"/>
-        </w:rPr>
-        <w:t>(d) N</w:t>
-      </w:r>
-    </w:p>
-    <w:p>
-      <w:pPr>
-        <w:spacing w:after="0" w:before="40"/>
-      </w:pPr>
-      <w:r>
-        <w:rPr>
-          <w:b/>
-          <w:sz w:val="22"/>
-        </w:rPr>
-        <w:t>Answer: b</w:t>
-      </w:r>
-    </w:p>
-    <w:p>
-      <w:pPr>
-        <w:spacing w:after="0" w:before="0"/>
-      </w:pPr>
-      <w:r>
-        <w:rPr>
-          <w:b w:val="0"/>
-          <w:sz w:val="21"/>
-        </w:rPr>
-        <w:t>Solution: Advances are +1, +2, +3, +4, +5: K + 5 = P.</w:t>
-      </w:r>
-    </w:p>
-    <w:p>
-      <w:pPr>
-        <w:spacing w:after="0" w:before="0"/>
-      </w:pPr>
-      <w:r>
-        <w:rPr>
-          <w:b w:val="0"/>
-          <w:sz w:val="20"/>
-        </w:rPr>
-        <w:t>Positive Marks: 1</w:t>
-      </w:r>
-    </w:p>
-    <w:p>
-      <w:pPr>
-        <w:spacing w:after="160" w:before="0"/>
-      </w:pPr>
-      <w:r>
-        <w:rPr>
-          <w:b w:val="0"/>
-          <w:sz w:val="20"/>
-        </w:rPr>
-        <w:t>Negative Marks: 0.25</w:t>
-      </w:r>
-    </w:p>
-    <w:p>
-      <w:pPr>
-        <w:spacing w:after="20" w:before="120"/>
-      </w:pPr>
-      <w:r>
-        <w:rPr>
-          <w:b/>
-          <w:sz w:val="22"/>
-        </w:rPr>
-        <w:t>Question: The United Nations Organisation (UNO) was established in which year?</w:t>
-      </w:r>
-    </w:p>
-    <w:p>
-      <w:pPr>
-        <w:spacing w:after="0" w:before="0"/>
-      </w:pPr>
-      <w:r>
-        <w:rPr>
-          <w:b w:val="0"/>
-          <w:sz w:val="22"/>
-        </w:rPr>
-        <w:t>(a) 1919</w:t>
-      </w:r>
-    </w:p>
-    <w:p>
-      <w:pPr>
-        <w:spacing w:after="0" w:before="0"/>
-      </w:pPr>
-      <w:r>
-        <w:rPr>
-          <w:b w:val="0"/>
-          <w:sz w:val="22"/>
-        </w:rPr>
-        <w:t>(b) 1945</w:t>
-      </w:r>
-    </w:p>
-    <w:p>
-      <w:pPr>
-        <w:spacing w:after="0" w:before="0"/>
-      </w:pPr>
-      <w:r>
-        <w:rPr>
-          <w:b w:val="0"/>
-          <w:sz w:val="22"/>
-        </w:rPr>
-        <w:t>(c) 1948</w:t>
-      </w:r>
-    </w:p>
-    <w:p>
-      <w:pPr>
-        <w:spacing w:after="0" w:before="0"/>
-      </w:pPr>
-      <w:r>
-        <w:rPr>
-          <w:b w:val="0"/>
-          <w:sz w:val="22"/>
-        </w:rPr>
-        <w:t>(d) 1950</w:t>
-      </w:r>
-    </w:p>
-    <w:p>
-      <w:pPr>
-        <w:spacing w:after="0" w:before="40"/>
-      </w:pPr>
-      <w:r>
-        <w:rPr>
-          <w:b/>
-          <w:sz w:val="22"/>
-        </w:rPr>
-        <w:t>Answer: b</w:t>
-      </w:r>
-    </w:p>
-    <w:p>
-      <w:pPr>
-        <w:spacing w:after="0" w:before="0"/>
-      </w:pPr>
-      <w:r>
-        <w:rPr>
-          <w:b w:val="0"/>
-          <w:sz w:val="21"/>
-        </w:rPr>
-        <w:t>Solution: The UN was founded on 24 October 1945 after the Second World War.</w:t>
-      </w:r>
-    </w:p>
-    <w:p>
-      <w:pPr>
-        <w:spacing w:after="0" w:before="0"/>
-      </w:pPr>
-      <w:r>
-        <w:rPr>
-          <w:b w:val="0"/>
-          <w:sz w:val="20"/>
-        </w:rPr>
-        <w:t>Positive Marks: 1</w:t>
-      </w:r>
-    </w:p>
-    <w:p>
-      <w:pPr>
-        <w:spacing w:after="160" w:before="0"/>
-      </w:pPr>
-      <w:r>
-        <w:rPr>
-          <w:b w:val="0"/>
-          <w:sz w:val="20"/>
-        </w:rPr>
-        <w:t>Negative Marks: 0.25</w:t>
-      </w:r>
-    </w:p>
-    <w:p>
-      <w:pPr>
-        <w:spacing w:after="20" w:before="120"/>
-      </w:pPr>
-      <w:r>
-        <w:rPr>
-          <w:b/>
-          <w:sz w:val="22"/>
-        </w:rPr>
-        <w:t>Question: The currency of Japan is:</w:t>
-      </w:r>
-    </w:p>
-    <w:p>
-      <w:pPr>
-        <w:spacing w:after="0" w:before="0"/>
-      </w:pPr>
-      <w:r>
-        <w:rPr>
-          <w:b w:val="0"/>
-          <w:sz w:val="22"/>
-        </w:rPr>
-        <w:t>(a) Yen</w:t>
-      </w:r>
-    </w:p>
-    <w:p>
-      <w:pPr>
-        <w:spacing w:after="0" w:before="0"/>
-      </w:pPr>
-      <w:r>
-        <w:rPr>
-          <w:b w:val="0"/>
-          <w:sz w:val="22"/>
-        </w:rPr>
-        <w:t>(b) Won</w:t>
-      </w:r>
-    </w:p>
-    <w:p>
-      <w:pPr>
-        <w:spacing w:after="0" w:before="0"/>
-      </w:pPr>
-      <w:r>
-        <w:rPr>
-          <w:b w:val="0"/>
-          <w:sz w:val="22"/>
-        </w:rPr>
-        <w:t>(c) Ringgit</w:t>
-      </w:r>
-    </w:p>
-    <w:p>
-      <w:pPr>
-        <w:spacing w:after="0" w:before="0"/>
-      </w:pPr>
-      <w:r>
-        <w:rPr>
-          <w:b w:val="0"/>
-          <w:sz w:val="22"/>
-        </w:rPr>
-        <w:t>(d) Yuan</w:t>
-      </w:r>
-    </w:p>
-    <w:p>
-      <w:pPr>
-        <w:spacing w:after="0" w:before="40"/>
-      </w:pPr>
-      <w:r>
-        <w:rPr>
-          <w:b/>
-          <w:sz w:val="22"/>
-        </w:rPr>
-        <w:t>Answer: a</w:t>
-      </w:r>
-    </w:p>
-    <w:p>
-      <w:pPr>
-        <w:spacing w:after="0" w:before="0"/>
-      </w:pPr>
-      <w:r>
-        <w:rPr>
-          <w:b w:val="0"/>
-          <w:sz w:val="21"/>
-        </w:rPr>
-        <w:t>Solution: The Japanese yen is the currency of Japan; the yuan is Chinese and the won is Korean.</w:t>
-      </w:r>
-    </w:p>
-    <w:p>
-      <w:pPr>
-        <w:spacing w:after="0" w:before="0"/>
-      </w:pPr>
-      <w:r>
-        <w:rPr>
-          <w:b w:val="0"/>
-          <w:sz w:val="20"/>
-        </w:rPr>
-        <w:t>Positive Marks: 1</w:t>
-      </w:r>
-    </w:p>
-    <w:p>
-      <w:pPr>
-        <w:spacing w:after="160" w:before="0"/>
-      </w:pPr>
-      <w:r>
-        <w:rPr>
-          <w:b w:val="0"/>
-          <w:sz w:val="20"/>
-        </w:rPr>
-        <w:t>Negative Marks: 0.25</w:t>
-      </w:r>
-    </w:p>
-    <w:p>
-      <w:pPr>
-        <w:spacing w:after="20" w:before="120"/>
-      </w:pPr>
-      <w:r>
-        <w:rPr>
-          <w:b/>
-          <w:sz w:val="22"/>
-        </w:rPr>
-        <w:t>Question: A man walks 5 km north, turns right and walks 3 km, then turns right again and walks 5 km. How far and in which direction is he from the starting point?</w:t>
-      </w:r>
-    </w:p>
-    <w:p>
-      <w:pPr>
-        <w:spacing w:after="0" w:before="0"/>
-      </w:pPr>
-      <w:r>
-        <w:rPr>
-          <w:b w:val="0"/>
-          <w:sz w:val="22"/>
-        </w:rPr>
-        <w:t>(a) 3 km east</w:t>
-      </w:r>
-    </w:p>
-    <w:p>
-      <w:pPr>
-        <w:spacing w:after="0" w:before="0"/>
-      </w:pPr>
-      <w:r>
-        <w:rPr>
-          <w:b w:val="0"/>
-          <w:sz w:val="22"/>
-        </w:rPr>
-        <w:t>(b) 3 km west</w:t>
-      </w:r>
-    </w:p>
-    <w:p>
-      <w:pPr>
-        <w:spacing w:after="0" w:before="0"/>
-      </w:pPr>
-      <w:r>
-        <w:rPr>
-          <w:b w:val="0"/>
-          <w:sz w:val="22"/>
-        </w:rPr>
-        <w:t>(c) 5 km south</w:t>
-      </w:r>
-    </w:p>
-    <w:p>
-      <w:pPr>
-        <w:spacing w:after="0" w:before="0"/>
-      </w:pPr>
-      <w:r>
-        <w:rPr>
-          <w:b w:val="0"/>
-          <w:sz w:val="22"/>
-        </w:rPr>
-        <w:t>(d) 5 km north</w:t>
-      </w:r>
-    </w:p>
-    <w:p>
-      <w:pPr>
-        <w:spacing w:after="0" w:before="40"/>
-      </w:pPr>
-      <w:r>
-        <w:rPr>
-          <w:b/>
-          <w:sz w:val="22"/>
-        </w:rPr>
-        <w:t>Answer: a</w:t>
-      </w:r>
-    </w:p>
-    <w:p>
-      <w:pPr>
-        <w:spacing w:after="0" w:before="0"/>
-      </w:pPr>
-      <w:r>
-        <w:rPr>
-          <w:b w:val="0"/>
-          <w:sz w:val="21"/>
-        </w:rPr>
-        <w:t>Solution: North 5 km cancels the final south 5 km; the net displacement is 3 km east.</w:t>
-      </w:r>
-    </w:p>
-    <w:p>
-      <w:pPr>
-        <w:spacing w:after="0" w:before="0"/>
-      </w:pPr>
-      <w:r>
-        <w:rPr>
-          <w:b w:val="0"/>
-          <w:sz w:val="20"/>
-        </w:rPr>
-        <w:t>Positive Marks: 1</w:t>
-      </w:r>
-    </w:p>
-    <w:p>
-      <w:pPr>
-        <w:spacing w:after="160" w:before="0"/>
-      </w:pPr>
-      <w:r>
-        <w:rPr>
-          <w:b w:val="0"/>
-          <w:sz w:val="20"/>
-        </w:rPr>
-        <w:t>Negative Marks: 0.25</w:t>
-      </w:r>
-    </w:p>
-    <w:p>
-      <w:pPr>
-        <w:spacing w:after="20" w:before="120"/>
-      </w:pPr>
-      <w:r>
-        <w:rPr>
-          <w:b/>
-          <w:sz w:val="22"/>
-        </w:rPr>
-        <w:t>Question: The price of an article is ₹800 and a discount of 20% is given. What is the sale price?</w:t>
-      </w:r>
-    </w:p>
-    <w:p>
-      <w:pPr>
-        <w:spacing w:after="0" w:before="0"/>
-      </w:pPr>
-      <w:r>
-        <w:rPr>
-          <w:b w:val="0"/>
-          <w:sz w:val="22"/>
-        </w:rPr>
-        <w:t>(a) ₹660</w:t>
-      </w:r>
-    </w:p>
-    <w:p>
-      <w:pPr>
-        <w:spacing w:after="0" w:before="0"/>
-      </w:pPr>
-      <w:r>
-        <w:rPr>
-          <w:b w:val="0"/>
-          <w:sz w:val="22"/>
-        </w:rPr>
-        <w:t>(b) ₹640</w:t>
-      </w:r>
-    </w:p>
-    <w:p>
-      <w:pPr>
-        <w:spacing w:after="0" w:before="0"/>
-      </w:pPr>
-      <w:r>
-        <w:rPr>
-          <w:b w:val="0"/>
-          <w:sz w:val="22"/>
-        </w:rPr>
-        <w:t>(c) ₹620</w:t>
-      </w:r>
-    </w:p>
-    <w:p>
-      <w:pPr>
-        <w:spacing w:after="0" w:before="0"/>
-      </w:pPr>
-      <w:r>
-        <w:rPr>
-          <w:b w:val="0"/>
-          <w:sz w:val="22"/>
-        </w:rPr>
-        <w:t>(d) ₹680</w:t>
-      </w:r>
-    </w:p>
-    <w:p>
-      <w:pPr>
-        <w:spacing w:after="0" w:before="40"/>
-      </w:pPr>
-      <w:r>
-        <w:rPr>
-          <w:b/>
-          <w:sz w:val="22"/>
-        </w:rPr>
-        <w:t>Answer: b</w:t>
-      </w:r>
-    </w:p>
-    <w:p>
-      <w:pPr>
-        <w:spacing w:after="0" w:before="0"/>
-      </w:pPr>
-      <w:r>
-        <w:rPr>
-          <w:b w:val="0"/>
-          <w:sz w:val="21"/>
-        </w:rPr>
-        <w:t>Solution: Discount = 20% of 800 = ₹160; sale price = 800 − 160 = ₹640.</w:t>
-      </w:r>
-    </w:p>
-    <w:p>
-      <w:pPr>
-        <w:spacing w:after="0" w:before="0"/>
-      </w:pPr>
-      <w:r>
-        <w:rPr>
-          <w:b w:val="0"/>
-          <w:sz w:val="20"/>
-        </w:rPr>
-        <w:t>Positive Marks: 1</w:t>
-      </w:r>
-    </w:p>
-    <w:p>
-      <w:pPr>
-        <w:spacing w:after="160" w:before="0"/>
-      </w:pPr>
-      <w:r>
-        <w:rPr>
-          <w:b w:val="0"/>
-          <w:sz w:val="20"/>
-        </w:rPr>
-        <w:t>Negative Marks: 0.25</w:t>
-      </w:r>
-    </w:p>
-    <w:p>
-      <w:pPr>
-        <w:spacing w:after="20" w:before="120"/>
-      </w:pPr>
-      <w:r>
-        <w:rPr>
-          <w:b/>
-          <w:sz w:val="22"/>
-        </w:rPr>
-        <w:t>Question: The headquarters of RBI is in ________.</w:t>
-      </w:r>
-    </w:p>
-    <w:p>
-      <w:pPr>
-        <w:spacing w:after="0" w:before="0"/>
-      </w:pPr>
-      <w:r>
-        <w:rPr>
-          <w:b w:val="0"/>
-          <w:sz w:val="22"/>
-        </w:rPr>
-        <w:t>(a) Delhi</w:t>
-      </w:r>
-    </w:p>
-    <w:p>
-      <w:pPr>
-        <w:spacing w:after="0" w:before="0"/>
-      </w:pPr>
-      <w:r>
-        <w:rPr>
-          <w:b w:val="0"/>
-          <w:sz w:val="22"/>
-        </w:rPr>
-        <w:t>(b) Kanpur</w:t>
-      </w:r>
-    </w:p>
-    <w:p>
-      <w:pPr>
-        <w:spacing w:after="0" w:before="0"/>
-      </w:pPr>
-      <w:r>
-        <w:rPr>
-          <w:b w:val="0"/>
-          <w:sz w:val="22"/>
-        </w:rPr>
-        <w:t>(c) Mumbai</w:t>
-      </w:r>
-    </w:p>
-    <w:p>
-      <w:pPr>
-        <w:spacing w:after="0" w:before="0"/>
-      </w:pPr>
-      <w:r>
-        <w:rPr>
-          <w:b w:val="0"/>
-          <w:sz w:val="22"/>
-        </w:rPr>
-        <w:t>(d) Nasik</w:t>
-      </w:r>
-    </w:p>
-    <w:p>
-      <w:pPr>
-        <w:spacing w:after="0" w:before="40"/>
-      </w:pPr>
-      <w:r>
-        <w:rPr>
-          <w:b/>
-          <w:sz w:val="22"/>
-        </w:rPr>
-        <w:t>Answer: c</w:t>
-      </w:r>
-    </w:p>
-    <w:p>
-      <w:pPr>
-        <w:spacing w:after="0" w:before="0"/>
-      </w:pPr>
-      <w:r>
-        <w:rPr>
-          <w:b w:val="0"/>
-          <w:sz w:val="21"/>
-        </w:rPr>
-        <w:t>Solution: The headquarters of the Reserve Bank of India is in Mumbai.</w:t>
-      </w:r>
-    </w:p>
-    <w:p>
-      <w:pPr>
-        <w:spacing w:after="0" w:before="0"/>
-      </w:pPr>
-      <w:r>
-        <w:rPr>
-          <w:b w:val="0"/>
-          <w:sz w:val="20"/>
-        </w:rPr>
-        <w:t>Positive Marks: 1</w:t>
-      </w:r>
-    </w:p>
-    <w:p>
-      <w:pPr>
-        <w:spacing w:after="160" w:before="0"/>
-      </w:pPr>
-      <w:r>
-        <w:rPr>
-          <w:b w:val="0"/>
-          <w:sz w:val="20"/>
-        </w:rPr>
-        <w:t>Negative Marks: 0.25</w:t>
-      </w:r>
-    </w:p>
-    <w:p>
-      <w:pPr>
-        <w:spacing w:after="20" w:before="120"/>
-      </w:pPr>
-      <w:r>
-        <w:rPr>
-          <w:b/>
-          <w:sz w:val="22"/>
-        </w:rPr>
-        <w:t>Question: If the day before yesterday was Sunday, what day will be the day after tomorrow?</w:t>
-      </w:r>
-    </w:p>
-    <w:p>
-      <w:pPr>
-        <w:spacing w:after="0" w:before="0"/>
-      </w:pPr>
-      <w:r>
-        <w:rPr>
-          <w:b w:val="0"/>
-          <w:sz w:val="22"/>
-        </w:rPr>
-        <w:t>(a) Tuesday</w:t>
-      </w:r>
-    </w:p>
-    <w:p>
-      <w:pPr>
-        <w:spacing w:after="0" w:before="0"/>
-      </w:pPr>
-      <w:r>
-        <w:rPr>
-          <w:b w:val="0"/>
-          <w:sz w:val="22"/>
-        </w:rPr>
-        <w:t>(b) Friday</w:t>
-      </w:r>
-    </w:p>
-    <w:p>
-      <w:pPr>
-        <w:spacing w:after="0" w:before="0"/>
-      </w:pPr>
-      <w:r>
-        <w:rPr>
-          <w:b w:val="0"/>
-          <w:sz w:val="22"/>
-        </w:rPr>
-        <w:t>(c) Thursday</w:t>
-      </w:r>
-    </w:p>
-    <w:p>
-      <w:pPr>
-        <w:spacing w:after="0" w:before="0"/>
-      </w:pPr>
-      <w:r>
-        <w:rPr>
-          <w:b w:val="0"/>
-          <w:sz w:val="22"/>
-        </w:rPr>
-        <w:t>(d) Wednesday</w:t>
-      </w:r>
-    </w:p>
-    <w:p>
-      <w:pPr>
-        <w:spacing w:after="0" w:before="40"/>
-      </w:pPr>
-      <w:r>
-        <w:rPr>
-          <w:b/>
-          <w:sz w:val="22"/>
-        </w:rPr>
-        <w:t>Answer: c</w:t>
-      </w:r>
-    </w:p>
-    <w:p>
-      <w:pPr>
-        <w:spacing w:after="0" w:before="0"/>
-      </w:pPr>
-      <w:r>
-        <w:rPr>
-          <w:b w:val="0"/>
-          <w:sz w:val="21"/>
-        </w:rPr>
-        <w:t>Solution: Day before yesterday Sunday → today Tuesday → day after tomorrow Thursday.</w:t>
-      </w:r>
-    </w:p>
-    <w:p>
-      <w:pPr>
-        <w:spacing w:after="0" w:before="0"/>
-      </w:pPr>
-      <w:r>
-        <w:rPr>
-          <w:b w:val="0"/>
-          <w:sz w:val="20"/>
-        </w:rPr>
-        <w:t>Positive Marks: 1</w:t>
-      </w:r>
-    </w:p>
-    <w:p>
-      <w:pPr>
-        <w:spacing w:after="160" w:before="0"/>
-      </w:pPr>
-      <w:r>
-        <w:rPr>
-          <w:b w:val="0"/>
-          <w:sz w:val="20"/>
-        </w:rPr>
-        <w:t>Negative Marks: 0.25</w:t>
-      </w:r>
-    </w:p>
-    <w:p>
-      <w:pPr>
-        <w:spacing w:after="20" w:before="120"/>
-      </w:pPr>
-      <w:r>
-        <w:rPr>
-          <w:b/>
-          <w:sz w:val="22"/>
-        </w:rPr>
-        <w:t>Question: The highest civilian award of India is:</w:t>
-      </w:r>
-    </w:p>
-    <w:p>
-      <w:pPr>
-        <w:spacing w:after="0" w:before="0"/>
-      </w:pPr>
-      <w:r>
-        <w:rPr>
-          <w:b w:val="0"/>
-          <w:sz w:val="22"/>
-        </w:rPr>
-        <w:t>(a) Bharat Ratna</w:t>
-      </w:r>
-    </w:p>
-    <w:p>
-      <w:pPr>
-        <w:spacing w:after="0" w:before="0"/>
-      </w:pPr>
-      <w:r>
-        <w:rPr>
-          <w:b w:val="0"/>
-          <w:sz w:val="22"/>
-        </w:rPr>
-        <w:t>(b) Param Vir Chakra</w:t>
-      </w:r>
-    </w:p>
-    <w:p>
-      <w:pPr>
-        <w:spacing w:after="0" w:before="0"/>
-      </w:pPr>
-      <w:r>
-        <w:rPr>
-          <w:b w:val="0"/>
-          <w:sz w:val="22"/>
-        </w:rPr>
-        <w:t>(c) Padma Vibhushan</w:t>
-      </w:r>
-    </w:p>
-    <w:p>
-      <w:pPr>
-        <w:spacing w:after="0" w:before="0"/>
-      </w:pPr>
-      <w:r>
-        <w:rPr>
-          <w:b w:val="0"/>
-          <w:sz w:val="22"/>
-        </w:rPr>
-        <w:t>(d) Padma Bhushan</w:t>
-      </w:r>
-    </w:p>
-    <w:p>
-      <w:pPr>
-        <w:spacing w:after="0" w:before="40"/>
-      </w:pPr>
-      <w:r>
-        <w:rPr>
-          <w:b/>
-          <w:sz w:val="22"/>
-        </w:rPr>
-        <w:t>Answer: a</w:t>
-      </w:r>
-    </w:p>
-    <w:p>
-      <w:pPr>
-        <w:spacing w:after="0" w:before="0"/>
-      </w:pPr>
-      <w:r>
-        <w:rPr>
-          <w:b w:val="0"/>
-          <w:sz w:val="21"/>
-        </w:rPr>
-        <w:t>Solution: The Bharat Ratna is India's highest civilian award; the Param Vir Chakra is the highest gallantry award.</w:t>
-      </w:r>
-    </w:p>
-    <w:p>
-      <w:pPr>
-        <w:spacing w:after="0" w:before="0"/>
-      </w:pPr>
-      <w:r>
-        <w:rPr>
-          <w:b w:val="0"/>
-          <w:sz w:val="20"/>
-        </w:rPr>
-        <w:t>Positive Marks: 1</w:t>
-      </w:r>
-    </w:p>
-    <w:p>
-      <w:pPr>
-        <w:spacing w:after="160" w:before="0"/>
-      </w:pPr>
-      <w:r>
-        <w:rPr>
-          <w:b w:val="0"/>
-          <w:sz w:val="20"/>
-        </w:rPr>
-        <w:t>Negative Marks: 0.25</w:t>
-      </w:r>
-    </w:p>
-    <w:p>
-      <w:pPr>
-        <w:spacing w:after="20" w:before="120"/>
-      </w:pPr>
-      <w:r>
-        <w:rPr>
-          <w:b/>
-          <w:sz w:val="22"/>
-        </w:rPr>
-        <w:t>Question: When was single-use plastic banned in India?</w:t>
-      </w:r>
-    </w:p>
-    <w:p>
-      <w:pPr>
-        <w:spacing w:after="0" w:before="0"/>
-      </w:pPr>
-      <w:r>
-        <w:rPr>
-          <w:b w:val="0"/>
-          <w:sz w:val="22"/>
-        </w:rPr>
-        <w:t>(a) 01 Aug 2022,</w:t>
-      </w:r>
-    </w:p>
-    <w:p>
-      <w:pPr>
-        <w:spacing w:after="0" w:before="0"/>
-      </w:pPr>
-      <w:r>
-        <w:rPr>
-          <w:b w:val="0"/>
-          <w:sz w:val="22"/>
-        </w:rPr>
-        <w:t>(b) 1 July 2022,</w:t>
-      </w:r>
-    </w:p>
-    <w:p>
-      <w:pPr>
-        <w:spacing w:after="0" w:before="0"/>
-      </w:pPr>
-      <w:r>
-        <w:rPr>
-          <w:b w:val="0"/>
-          <w:sz w:val="22"/>
-        </w:rPr>
-        <w:t>(c) 31 July 2022,</w:t>
-      </w:r>
-    </w:p>
-    <w:p>
-      <w:pPr>
-        <w:spacing w:after="0" w:before="0"/>
-      </w:pPr>
-      <w:r>
-        <w:rPr>
-          <w:b w:val="0"/>
-          <w:sz w:val="22"/>
-        </w:rPr>
-        <w:t>(d) 31 Aug 2022,</w:t>
-      </w:r>
-    </w:p>
-    <w:p>
-      <w:pPr>
-        <w:spacing w:after="0" w:before="40"/>
-      </w:pPr>
-      <w:r>
-        <w:rPr>
-          <w:b/>
-          <w:sz w:val="22"/>
-        </w:rPr>
-        <w:t>Answer: b</w:t>
-      </w:r>
-    </w:p>
-    <w:p>
-      <w:pPr>
-        <w:spacing w:after="0" w:before="0"/>
-      </w:pPr>
-      <w:r>
-        <w:rPr>
-          <w:b w:val="0"/>
-          <w:sz w:val="21"/>
-        </w:rPr>
-        <w:t>Solution: Plastic was banned in India on 1 July 2022. The Government of India implemented a nationwide ban on certain single-use plastic items to address environmental concerns related to plastic waste and promote sustainable practices. The ban aimed to reduce plastic pollution and encourage the use of eco-friendly alternatives. By prohibiting the manufacture, sale, and use of specific plastic items, the government sought to create a cleaner and greener environment, while also raising awareness about the harmful effects of plastic on ecosystems and human health.</w:t>
-      </w:r>
-    </w:p>
-    <w:p>
-      <w:pPr>
-        <w:spacing w:after="0" w:before="0"/>
-      </w:pPr>
-      <w:r>
-        <w:rPr>
-          <w:b w:val="0"/>
-          <w:sz w:val="20"/>
-        </w:rPr>
-        <w:t>Positive Marks: 1</w:t>
-      </w:r>
-    </w:p>
-    <w:p>
-      <w:pPr>
-        <w:spacing w:after="160" w:before="0"/>
-      </w:pPr>
-      <w:r>
-        <w:rPr>
-          <w:b w:val="0"/>
-          <w:sz w:val="20"/>
-        </w:rPr>
-        <w:t>Negative Marks: 0.25</w:t>
-      </w:r>
-    </w:p>
-    <w:p>
-      <w:pPr>
-        <w:spacing w:after="20" w:before="120"/>
-      </w:pPr>
-      <w:r>
-        <w:rPr>
-          <w:b/>
-          <w:sz w:val="22"/>
-        </w:rPr>
-        <w:t>Question: If 6 workers can complete a job in 12 days, how many days will 9 workers take for the same job?</w:t>
-      </w:r>
-    </w:p>
-    <w:p>
-      <w:pPr>
-        <w:spacing w:after="0" w:before="0"/>
-      </w:pPr>
-      <w:r>
-        <w:rPr>
-          <w:b w:val="0"/>
-          <w:sz w:val="22"/>
-        </w:rPr>
-        <w:t>(a) 6 days</w:t>
-      </w:r>
-    </w:p>
-    <w:p>
-      <w:pPr>
-        <w:spacing w:after="0" w:before="0"/>
-      </w:pPr>
-      <w:r>
-        <w:rPr>
-          <w:b w:val="0"/>
-          <w:sz w:val="22"/>
-        </w:rPr>
-        <w:t>(b) 8 days</w:t>
-      </w:r>
-    </w:p>
-    <w:p>
-      <w:pPr>
-        <w:spacing w:after="0" w:before="0"/>
-      </w:pPr>
-      <w:r>
-        <w:rPr>
-          <w:b w:val="0"/>
-          <w:sz w:val="22"/>
-        </w:rPr>
-        <w:t>(c) 9 days</w:t>
-      </w:r>
-    </w:p>
-    <w:p>
-      <w:pPr>
-        <w:spacing w:after="0" w:before="0"/>
-      </w:pPr>
-      <w:r>
-        <w:rPr>
-          <w:b w:val="0"/>
-          <w:sz w:val="22"/>
-        </w:rPr>
-        <w:t>(d) 10 days</w:t>
-      </w:r>
-    </w:p>
-    <w:p>
-      <w:pPr>
-        <w:spacing w:after="0" w:before="40"/>
-      </w:pPr>
-      <w:r>
-        <w:rPr>
-          <w:b/>
-          <w:sz w:val="22"/>
-        </w:rPr>
-        <w:t>Answer: b</w:t>
-      </w:r>
-    </w:p>
-    <w:p>
-      <w:pPr>
-        <w:spacing w:after="0" w:before="0"/>
-      </w:pPr>
-      <w:r>
-        <w:rPr>
-          <w:b w:val="0"/>
-          <w:sz w:val="21"/>
-        </w:rPr>
-        <w:t>Solution: Workers × days is constant: 6 × 12 = 9 × d → d = 8 days.</w:t>
-      </w:r>
-    </w:p>
-    <w:p>
-      <w:pPr>
-        <w:spacing w:after="0" w:before="0"/>
-      </w:pPr>
-      <w:r>
-        <w:rPr>
-          <w:b w:val="0"/>
-          <w:sz w:val="20"/>
-        </w:rPr>
-        <w:t>Positive Marks: 1</w:t>
-      </w:r>
-    </w:p>
-    <w:p>
-      <w:pPr>
-        <w:spacing w:after="160" w:before="0"/>
-      </w:pPr>
-      <w:r>
-        <w:rPr>
-          <w:b w:val="0"/>
-          <w:sz w:val="20"/>
-        </w:rPr>
-        <w:t>Negative Marks: 0.25</w:t>
-      </w:r>
-    </w:p>
-    <w:p>
-      <w:pPr>
-        <w:spacing w:after="20" w:before="120"/>
-      </w:pPr>
-      <w:r>
-        <w:rPr>
-          <w:b/>
-          <w:sz w:val="22"/>
-        </w:rPr>
-        <w:t>Question: Which of the following is a direct tax in India?</w:t>
-      </w:r>
-    </w:p>
-    <w:p>
-      <w:pPr>
-        <w:spacing w:after="0" w:before="0"/>
-      </w:pPr>
-      <w:r>
-        <w:rPr>
-          <w:b w:val="0"/>
-          <w:sz w:val="22"/>
-        </w:rPr>
-        <w:t>(a) Income tax</w:t>
-      </w:r>
-    </w:p>
-    <w:p>
-      <w:pPr>
-        <w:spacing w:after="0" w:before="0"/>
-      </w:pPr>
-      <w:r>
-        <w:rPr>
-          <w:b w:val="0"/>
-          <w:sz w:val="22"/>
-        </w:rPr>
-        <w:t>(b) Customs duty</w:t>
-      </w:r>
-    </w:p>
-    <w:p>
-      <w:pPr>
-        <w:spacing w:after="0" w:before="0"/>
-      </w:pPr>
-      <w:r>
-        <w:rPr>
-          <w:b w:val="0"/>
-          <w:sz w:val="22"/>
-        </w:rPr>
-        <w:t>(c) GST</w:t>
-      </w:r>
-    </w:p>
-    <w:p>
-      <w:pPr>
-        <w:spacing w:after="0" w:before="0"/>
-      </w:pPr>
-      <w:r>
-        <w:rPr>
-          <w:b w:val="0"/>
-          <w:sz w:val="22"/>
-        </w:rPr>
-        <w:t>(d) Excise duty</w:t>
-      </w:r>
-    </w:p>
-    <w:p>
-      <w:pPr>
-        <w:spacing w:after="0" w:before="40"/>
-      </w:pPr>
-      <w:r>
-        <w:rPr>
-          <w:b/>
-          <w:sz w:val="22"/>
-        </w:rPr>
-        <w:t>Answer: a</w:t>
-      </w:r>
-    </w:p>
-    <w:p>
-      <w:pPr>
-        <w:spacing w:after="0" w:before="0"/>
-      </w:pPr>
-      <w:r>
-        <w:rPr>
-          <w:b w:val="0"/>
-          <w:sz w:val="21"/>
-        </w:rPr>
-        <w:t>Solution: Income tax is a direct tax levied on income; GST, customs and excise are indirect taxes.</w:t>
-      </w:r>
-    </w:p>
-    <w:p>
-      <w:pPr>
-        <w:spacing w:after="0" w:before="0"/>
-      </w:pPr>
-      <w:r>
-        <w:rPr>
-          <w:b w:val="0"/>
-          <w:sz w:val="20"/>
-        </w:rPr>
-        <w:t>Positive Marks: 1</w:t>
-      </w:r>
-    </w:p>
-    <w:p>
-      <w:pPr>
-        <w:spacing w:after="160" w:before="0"/>
-      </w:pPr>
-      <w:r>
-        <w:rPr>
-          <w:b w:val="0"/>
-          <w:sz w:val="20"/>
-        </w:rPr>
-        <w:t>Negative Marks: 0.25</w:t>
-      </w:r>
-    </w:p>
-    <w:p>
-      <w:pPr>
-        <w:spacing w:after="20" w:before="120"/>
-      </w:pPr>
-      <w:r>
-        <w:rPr>
-          <w:b/>
-          <w:sz w:val="22"/>
-        </w:rPr>
-        <w:t>Question: A man's age is twice his son's age. Five years ago he was three times his son's age. What is the son's current age?</w:t>
-      </w:r>
-    </w:p>
-    <w:p>
-      <w:pPr>
-        <w:spacing w:after="0" w:before="0"/>
-      </w:pPr>
-      <w:r>
-        <w:rPr>
-          <w:b w:val="0"/>
-          <w:sz w:val="22"/>
-        </w:rPr>
-        <w:t>(a) 15 years</w:t>
-      </w:r>
-    </w:p>
-    <w:p>
-      <w:pPr>
-        <w:spacing w:after="0" w:before="0"/>
-      </w:pPr>
-      <w:r>
-        <w:rPr>
-          <w:b w:val="0"/>
-          <w:sz w:val="22"/>
-        </w:rPr>
-        <w:t>(b) 10 years</w:t>
-      </w:r>
-    </w:p>
-    <w:p>
-      <w:pPr>
-        <w:spacing w:after="0" w:before="0"/>
-      </w:pPr>
-      <w:r>
-        <w:rPr>
-          <w:b w:val="0"/>
-          <w:sz w:val="22"/>
-        </w:rPr>
-        <w:t>(c) 12 years</w:t>
-      </w:r>
-    </w:p>
-    <w:p>
-      <w:pPr>
-        <w:spacing w:after="0" w:before="0"/>
-      </w:pPr>
-      <w:r>
-        <w:rPr>
-          <w:b w:val="0"/>
-          <w:sz w:val="22"/>
-        </w:rPr>
-        <w:t>(d) 8 years</w:t>
-      </w:r>
-    </w:p>
-    <w:p>
-      <w:pPr>
-        <w:spacing w:after="0" w:before="40"/>
-      </w:pPr>
-      <w:r>
-        <w:rPr>
-          <w:b/>
-          <w:sz w:val="22"/>
-        </w:rPr>
-        <w:t>Answer: b</w:t>
-      </w:r>
-    </w:p>
-    <w:p>
-      <w:pPr>
-        <w:spacing w:after="0" w:before="0"/>
-      </w:pPr>
-      <w:r>
-        <w:rPr>
-          <w:b w:val="0"/>
-          <w:sz w:val="21"/>
-        </w:rPr>
-        <w:t>Solution: Let son = x, father = 2x. Five years ago: 2x − 5 = 3(x − 5) → x = 10.</w:t>
-      </w:r>
-    </w:p>
-    <w:p>
-      <w:pPr>
-        <w:spacing w:after="0" w:before="0"/>
-      </w:pPr>
-      <w:r>
-        <w:rPr>
-          <w:b w:val="0"/>
-          <w:sz w:val="20"/>
-        </w:rPr>
-        <w:t>Positive Marks: 1</w:t>
-      </w:r>
-    </w:p>
-    <w:p>
-      <w:pPr>
-        <w:spacing w:after="160" w:before="0"/>
-      </w:pPr>
-      <w:r>
-        <w:rPr>
-          <w:b w:val="0"/>
-          <w:sz w:val="20"/>
-        </w:rPr>
-        <w:t>Negative Marks: 0.25</w:t>
-      </w:r>
-    </w:p>
-    <w:p>
-      <w:pPr>
-        <w:spacing w:after="20" w:before="120"/>
-      </w:pPr>
-      <w:r>
-        <w:rPr>
-          <w:b/>
-          <w:sz w:val="22"/>
-        </w:rPr>
-        <w:t>Question: Who is known as the 'Father of the Indian Constitution'?</w:t>
-      </w:r>
-    </w:p>
-    <w:p>
-      <w:pPr>
-        <w:spacing w:after="0" w:before="0"/>
-      </w:pPr>
-      <w:r>
-        <w:rPr>
-          <w:b w:val="0"/>
-          <w:sz w:val="22"/>
-        </w:rPr>
-        <w:t>(a) B.R. Ambedkar</w:t>
-      </w:r>
-    </w:p>
-    <w:p>
-      <w:pPr>
-        <w:spacing w:after="0" w:before="0"/>
-      </w:pPr>
-      <w:r>
-        <w:rPr>
-          <w:b w:val="0"/>
-          <w:sz w:val="22"/>
-        </w:rPr>
-        <w:t>(b) Sardar Patel</w:t>
-      </w:r>
-    </w:p>
-    <w:p>
-      <w:pPr>
-        <w:spacing w:after="0" w:before="0"/>
-      </w:pPr>
-      <w:r>
-        <w:rPr>
-          <w:b w:val="0"/>
-          <w:sz w:val="22"/>
-        </w:rPr>
-        <w:t>(c) Jawaharlal Nehru</w:t>
-      </w:r>
-    </w:p>
-    <w:p>
-      <w:pPr>
-        <w:spacing w:after="0" w:before="0"/>
-      </w:pPr>
-      <w:r>
-        <w:rPr>
-          <w:b w:val="0"/>
-          <w:sz w:val="22"/>
-        </w:rPr>
-        <w:t>(d) Rajendra Prasad</w:t>
-      </w:r>
-    </w:p>
-    <w:p>
-      <w:pPr>
-        <w:spacing w:after="0" w:before="40"/>
-      </w:pPr>
-      <w:r>
-        <w:rPr>
-          <w:b/>
-          <w:sz w:val="22"/>
-        </w:rPr>
-        <w:t>Answer: a</w:t>
-      </w:r>
-    </w:p>
-    <w:p>
-      <w:pPr>
-        <w:spacing w:after="0" w:before="0"/>
-      </w:pPr>
-      <w:r>
-        <w:rPr>
-          <w:b w:val="0"/>
-          <w:sz w:val="21"/>
-        </w:rPr>
-        <w:t>Solution: Dr. B.R. Ambedkar was the Chairman of the Drafting Committee of the Constituent Assembly and is called the Father of the Indian Constitution.</w:t>
-      </w:r>
-    </w:p>
-    <w:p>
-      <w:pPr>
-        <w:spacing w:after="0" w:before="0"/>
-      </w:pPr>
-      <w:r>
-        <w:rPr>
-          <w:b w:val="0"/>
-          <w:sz w:val="20"/>
-        </w:rPr>
-        <w:t>Positive Marks: 1</w:t>
-      </w:r>
-    </w:p>
-    <w:p>
-      <w:pPr>
-        <w:spacing w:after="160" w:before="0"/>
-      </w:pPr>
-      <w:r>
-        <w:rPr>
-          <w:b w:val="0"/>
-          <w:sz w:val="20"/>
-        </w:rPr>
-        <w:t>Negative Marks: 0.25</w:t>
-      </w:r>
-    </w:p>
-    <w:p>
-      <w:pPr>
-        <w:spacing w:after="20" w:before="120"/>
-      </w:pPr>
-      <w:r>
-        <w:rPr>
-          <w:b/>
-          <w:sz w:val="22"/>
-        </w:rPr>
-        <w:t>Question: The Dandi March (Salt Satyagraha) was launched by Mahatma Gandhi in which year?</w:t>
-      </w:r>
-    </w:p>
-    <w:p>
-      <w:pPr>
-        <w:spacing w:after="0" w:before="0"/>
-      </w:pPr>
-      <w:r>
-        <w:rPr>
-          <w:b w:val="0"/>
-          <w:sz w:val="22"/>
-        </w:rPr>
-        <w:t>(a) 1928</w:t>
-      </w:r>
-    </w:p>
-    <w:p>
-      <w:pPr>
-        <w:spacing w:after="0" w:before="0"/>
-      </w:pPr>
-      <w:r>
-        <w:rPr>
-          <w:b w:val="0"/>
-          <w:sz w:val="22"/>
-        </w:rPr>
-        <w:t>(b) 1932</w:t>
-      </w:r>
-    </w:p>
-    <w:p>
-      <w:pPr>
-        <w:spacing w:after="0" w:before="0"/>
-      </w:pPr>
-      <w:r>
-        <w:rPr>
-          <w:b w:val="0"/>
-          <w:sz w:val="22"/>
-        </w:rPr>
-        <w:t>(c) 1942</w:t>
-      </w:r>
-    </w:p>
-    <w:p>
-      <w:pPr>
-        <w:spacing w:after="0" w:before="0"/>
-      </w:pPr>
-      <w:r>
-        <w:rPr>
-          <w:b w:val="0"/>
-          <w:sz w:val="22"/>
-        </w:rPr>
-        <w:t>(d) 1930</w:t>
-      </w:r>
-    </w:p>
-    <w:p>
-      <w:pPr>
-        <w:spacing w:after="0" w:before="40"/>
-      </w:pPr>
-      <w:r>
-        <w:rPr>
-          <w:b/>
-          <w:sz w:val="22"/>
-        </w:rPr>
-        <w:t>Answer: d</w:t>
-      </w:r>
-    </w:p>
-    <w:p>
-      <w:pPr>
-        <w:spacing w:after="0" w:before="0"/>
-      </w:pPr>
-      <w:r>
-        <w:rPr>
-          <w:b w:val="0"/>
-          <w:sz w:val="21"/>
-        </w:rPr>
-        <w:t>Solution: The Dandi March began on 12 March 1930 as part of the Civil Disobedience Movement against the salt tax.</w:t>
-      </w:r>
-    </w:p>
-    <w:p>
-      <w:pPr>
-        <w:spacing w:after="0" w:before="0"/>
-      </w:pPr>
-      <w:r>
-        <w:rPr>
-          <w:b w:val="0"/>
-          <w:sz w:val="20"/>
-        </w:rPr>
-        <w:t>Positive Marks: 1</w:t>
-      </w:r>
-    </w:p>
-    <w:p>
-      <w:pPr>
-        <w:spacing w:after="160" w:before="0"/>
-      </w:pPr>
-      <w:r>
-        <w:rPr>
-          <w:b w:val="0"/>
-          <w:sz w:val="20"/>
-        </w:rPr>
-        <w:t>Negative Marks: 0.25</w:t>
-      </w:r>
-    </w:p>
-    <w:p>
-      <w:pPr>
-        <w:spacing w:after="20" w:before="120"/>
-      </w:pPr>
-      <w:r>
-        <w:rPr>
-          <w:b/>
-          <w:sz w:val="22"/>
-        </w:rPr>
-        <w:t>Question: Who was the first woman President of the Indian National Congress?</w:t>
-      </w:r>
-    </w:p>
-    <w:p>
-      <w:pPr>
-        <w:spacing w:after="0" w:before="0"/>
-      </w:pPr>
-      <w:r>
-        <w:rPr>
-          <w:b w:val="0"/>
-          <w:sz w:val="22"/>
-        </w:rPr>
-        <w:t>(a) Aruna Asaf Ali</w:t>
-      </w:r>
-    </w:p>
-    <w:p>
-      <w:pPr>
-        <w:spacing w:after="0" w:before="0"/>
-      </w:pPr>
-      <w:r>
-        <w:rPr>
-          <w:b w:val="0"/>
-          <w:sz w:val="22"/>
-        </w:rPr>
-        <w:t>(b) Annie Besant</w:t>
-      </w:r>
-    </w:p>
-    <w:p>
-      <w:pPr>
-        <w:spacing w:after="0" w:before="0"/>
-      </w:pPr>
-      <w:r>
-        <w:rPr>
-          <w:b w:val="0"/>
-          <w:sz w:val="22"/>
-        </w:rPr>
-        <w:t>(c) Vijaya Lakshmi Pandit</w:t>
-      </w:r>
-    </w:p>
-    <w:p>
-      <w:pPr>
-        <w:spacing w:after="0" w:before="0"/>
-      </w:pPr>
-      <w:r>
-        <w:rPr>
-          <w:b w:val="0"/>
-          <w:sz w:val="22"/>
-        </w:rPr>
-        <w:t>(d) Sarojini Naidu</w:t>
-      </w:r>
-    </w:p>
-    <w:p>
-      <w:pPr>
-        <w:spacing w:after="0" w:before="40"/>
-      </w:pPr>
-      <w:r>
-        <w:rPr>
-          <w:b/>
-          <w:sz w:val="22"/>
-        </w:rPr>
-        <w:t>Answer: b</w:t>
-      </w:r>
-    </w:p>
-    <w:p>
-      <w:pPr>
-        <w:spacing w:after="0" w:before="0"/>
-      </w:pPr>
-      <w:r>
-        <w:rPr>
-          <w:b w:val="0"/>
-          <w:sz w:val="21"/>
-        </w:rPr>
-        <w:t>Solution: Annie Besant became the first woman President of the INC in 1917; Sarojini Naidu was the first Indian woman president.</w:t>
-      </w:r>
-    </w:p>
-    <w:p>
-      <w:pPr>
-        <w:spacing w:after="0" w:before="0"/>
-      </w:pPr>
-      <w:r>
-        <w:rPr>
-          <w:b w:val="0"/>
-          <w:sz w:val="20"/>
-        </w:rPr>
-        <w:t>Positive Marks: 1</w:t>
-      </w:r>
-    </w:p>
-    <w:p>
-      <w:pPr>
-        <w:spacing w:after="160" w:before="0"/>
-      </w:pPr>
-      <w:r>
-        <w:rPr>
-          <w:b w:val="0"/>
-          <w:sz w:val="20"/>
-        </w:rPr>
-        <w:t>Negative Marks: 0.25</w:t>
-      </w:r>
-    </w:p>
-    <w:p>
-      <w:pPr>
-        <w:spacing w:after="20" w:before="120"/>
-      </w:pPr>
-      <w:r>
-        <w:rPr>
-          <w:b/>
-          <w:sz w:val="22"/>
-        </w:rPr>
-        <w:t>Question: Find the next number in the series: 4, 9, 19, 39, 79, ?</w:t>
-      </w:r>
-    </w:p>
-    <w:p>
-      <w:pPr>
-        <w:spacing w:after="0" w:before="0"/>
-      </w:pPr>
-      <w:r>
-        <w:rPr>
-          <w:b w:val="0"/>
-          <w:sz w:val="22"/>
-        </w:rPr>
-        <w:t>(a) 139</w:t>
-      </w:r>
-    </w:p>
-    <w:p>
-      <w:pPr>
-        <w:spacing w:after="0" w:before="0"/>
-      </w:pPr>
-      <w:r>
-        <w:rPr>
-          <w:b w:val="0"/>
-          <w:sz w:val="22"/>
-        </w:rPr>
-        <w:t>(b) 149</w:t>
-      </w:r>
-    </w:p>
-    <w:p>
-      <w:pPr>
-        <w:spacing w:after="0" w:before="0"/>
-      </w:pPr>
-      <w:r>
-        <w:rPr>
-          <w:b w:val="0"/>
-          <w:sz w:val="22"/>
-        </w:rPr>
-        <w:t>(c) 159</w:t>
-      </w:r>
-    </w:p>
-    <w:p>
-      <w:pPr>
-        <w:spacing w:after="0" w:before="0"/>
-      </w:pPr>
-      <w:r>
-        <w:rPr>
-          <w:b w:val="0"/>
-          <w:sz w:val="22"/>
-        </w:rPr>
-        <w:t>(d) 119</w:t>
-      </w:r>
-    </w:p>
-    <w:p>
-      <w:pPr>
-        <w:spacing w:after="0" w:before="40"/>
-      </w:pPr>
-      <w:r>
-        <w:rPr>
-          <w:b/>
-          <w:sz w:val="22"/>
-        </w:rPr>
-        <w:t>Answer: c</w:t>
-      </w:r>
-    </w:p>
-    <w:p>
-      <w:pPr>
-        <w:spacing w:after="0" w:before="0"/>
-      </w:pPr>
-      <w:r>
-        <w:rPr>
-          <w:b w:val="0"/>
-          <w:sz w:val="21"/>
-        </w:rPr>
-        <w:t>Solution: Each term is doubled plus 1: (79 × 2) + 1 = 159.</w:t>
-      </w:r>
-    </w:p>
-    <w:p>
-      <w:pPr>
-        <w:spacing w:after="0" w:before="0"/>
-      </w:pPr>
-      <w:r>
-        <w:rPr>
-          <w:b w:val="0"/>
-          <w:sz w:val="20"/>
-        </w:rPr>
-        <w:t>Positive Marks: 1</w:t>
-      </w:r>
-    </w:p>
-    <w:p>
-      <w:pPr>
-        <w:spacing w:after="160" w:before="0"/>
-      </w:pPr>
-      <w:r>
-        <w:rPr>
-          <w:b w:val="0"/>
-          <w:sz w:val="20"/>
-        </w:rPr>
-        <w:t>Negative Marks: 0.25</w:t>
+      <w:r>
+        <w:t xml:space="preserve">Question: The "Panchatantra" is a famous collection of</w:t>
+      </w:r>
+    </w:p>
+    <w:p>
+      <w:r>
+        <w:t xml:space="preserve">(a) Animal fables</w:t>
+      </w:r>
+    </w:p>
+    <w:p>
+      <w:r>
+        <w:t xml:space="preserve">(b) Poems</w:t>
+      </w:r>
+    </w:p>
+    <w:p>
+      <w:r>
+        <w:t xml:space="preserve">(c) Law codes</w:t>
+      </w:r>
+    </w:p>
+    <w:p>
+      <w:r>
+        <w:t xml:space="preserve">(d) Astronomical tables</w:t>
+      </w:r>
+    </w:p>
+    <w:p>
+      <w:r>
+        <w:t xml:space="preserve">Answer: a</w:t>
+      </w:r>
+    </w:p>
+    <w:p>
+      <w:r>
+        <w:t xml:space="preserve">Solution: ✅ Correct Answer: a</w:t>
+      </w:r>
+    </w:p>
+    <w:p>
+      <w:r>
+        <w:t xml:space="preserve">🧠 Reasoning: The Panchatantra is an ancient Indian collection of ANIMAL FABLES carrying moral lessons — attributed to Vishnu Sharma.</w:t>
+      </w:r>
+    </w:p>
+    <w:p>
+      <w:r>
+        <w:t xml:space="preserve">❌ Why Not Other Options?</w:t>
+      </w:r>
+    </w:p>
+    <w:p>
+      <w:r>
+        <w:t xml:space="preserve">(b) — It is prose fables, not poems.</w:t>
+      </w:r>
+    </w:p>
+    <w:p>
+      <w:r>
+        <w:t xml:space="preserve">(c) — Law codes are legal texts.</w:t>
+      </w:r>
+    </w:p>
+    <w:p>
+      <w:r>
+        <w:t xml:space="preserve">(d) — Astronomical tables are scientific works.</w:t>
+      </w:r>
+    </w:p>
+    <w:p>
+      <w:r>
+        <w:t xml:space="preserve">⚠️ Exam Trap: "Panchatantra = animal fables with morals (5 books, hence 'pancha' = five)" — the 'five' root and fable content are the GK points.</w:t>
+      </w:r>
+    </w:p>
+    <w:p>
+      <w:r>
+        <w:t xml:space="preserve">💎 PNC Pearl: "Five books of talking animals — the Panchatantra teaches wisdom through stories."</w:t>
+      </w:r>
+    </w:p>
+    <w:p>
+      <w:r>
+        <w:t xml:space="preserve">Positive Marks: 1</w:t>
+      </w:r>
+    </w:p>
+    <w:p>
+      <w:r>
+        <w:t xml:space="preserve">Negative Marks: 0.25</w:t>
+      </w:r>
+    </w:p>
+    <w:p>
+      <w:r>
+        <w:t xml:space="preserve"/>
+      </w:r>
+    </w:p>
+    <w:p>
+      <w:r>
+        <w:t xml:space="preserve">Question: The highest mountain peak in the world is</w:t>
+      </w:r>
+    </w:p>
+    <w:p>
+      <w:r>
+        <w:t xml:space="preserve">(a) Mount Everest</w:t>
+      </w:r>
+    </w:p>
+    <w:p>
+      <w:r>
+        <w:t xml:space="preserve">(b) K2</w:t>
+      </w:r>
+    </w:p>
+    <w:p>
+      <w:r>
+        <w:t xml:space="preserve">(c) Kangchenjunga</w:t>
+      </w:r>
+    </w:p>
+    <w:p>
+      <w:r>
+        <w:t xml:space="preserve">(d) Nanga Parbat</w:t>
+      </w:r>
+    </w:p>
+    <w:p>
+      <w:r>
+        <w:t xml:space="preserve">Answer: a</w:t>
+      </w:r>
+    </w:p>
+    <w:p>
+      <w:r>
+        <w:t xml:space="preserve">Solution: ✅ Correct Answer: a</w:t>
+      </w:r>
+    </w:p>
+    <w:p>
+      <w:r>
+        <w:t xml:space="preserve">🧠 Reasoning: Mount Everest, at 8,848 metres (8,849 m by some surveys), is the highest peak in the world.</w:t>
+      </w:r>
+    </w:p>
+    <w:p>
+      <w:r>
+        <w:t xml:space="preserve">❌ Why Not Other Options?</w:t>
+      </w:r>
+    </w:p>
+    <w:p>
+      <w:r>
+        <w:t xml:space="preserve">(b) — K2 (8,611 m) is the second highest.</w:t>
+      </w:r>
+    </w:p>
+    <w:p>
+      <w:r>
+        <w:t xml:space="preserve">(c) — Kangchenjunga (8,586 m) is the third highest.</w:t>
+      </w:r>
+    </w:p>
+    <w:p>
+      <w:r>
+        <w:t xml:space="preserve">(d) — Nanga Parbat (8,126 m) is the ninth.</w:t>
+      </w:r>
+    </w:p>
+    <w:p>
+      <w:r>
+        <w:t xml:space="preserve">⚠️ Exam Trap: The Himalaya ranking — "Everest #1, K2 #2, Kangchenjunga #3" — and remember Everest stands on the Nepal-China border.</w:t>
+      </w:r>
+    </w:p>
+    <w:p>
+      <w:r>
+        <w:t xml:space="preserve">💎 PNC Pearl: "Everest wears the crown at 8,848 metres; K2 is the silver medal."</w:t>
+      </w:r>
+    </w:p>
+    <w:p>
+      <w:r>
+        <w:t xml:space="preserve">Positive Marks: 1</w:t>
+      </w:r>
+    </w:p>
+    <w:p>
+      <w:r>
+        <w:t xml:space="preserve">Negative Marks: 0.25</w:t>
+      </w:r>
+    </w:p>
+    <w:p>
+      <w:r>
+        <w:t xml:space="preserve"/>
+      </w:r>
+    </w:p>
+    <w:p>
+      <w:r>
+        <w:t xml:space="preserve">Question: The "Bhagavad Gita" is a part of which epic?</w:t>
+      </w:r>
+    </w:p>
+    <w:p>
+      <w:r>
+        <w:t xml:space="preserve">(a) Mahabharata</w:t>
+      </w:r>
+    </w:p>
+    <w:p>
+      <w:r>
+        <w:t xml:space="preserve">(b) Ramayana</w:t>
+      </w:r>
+    </w:p>
+    <w:p>
+      <w:r>
+        <w:t xml:space="preserve">(c) Rigveda</w:t>
+      </w:r>
+    </w:p>
+    <w:p>
+      <w:r>
+        <w:t xml:space="preserve">(d) Arthashastra</w:t>
+      </w:r>
+    </w:p>
+    <w:p>
+      <w:r>
+        <w:t xml:space="preserve">Answer: a</w:t>
+      </w:r>
+    </w:p>
+    <w:p>
+      <w:r>
+        <w:t xml:space="preserve">Solution: ✅ Correct Answer: a</w:t>
+      </w:r>
+    </w:p>
+    <w:p>
+      <w:r>
+        <w:t xml:space="preserve">🧠 Reasoning: The Bhagavad Gita is a 700-verse dialogue within the MAHABHARATA — set on the battlefield of Kurukshetra between Krishna and Arjuna.</w:t>
+      </w:r>
+    </w:p>
+    <w:p>
+      <w:r>
+        <w:t xml:space="preserve">❌ Why Not Other Options?</w:t>
+      </w:r>
+    </w:p>
+    <w:p>
+      <w:r>
+        <w:t xml:space="preserve">(b) — The Ramayana is Valmiki's epic, not the Gita's home.</w:t>
+      </w:r>
+    </w:p>
+    <w:p>
+      <w:r>
+        <w:t xml:space="preserve">(c) — The Rigveda is a Vedic hymn collection.</w:t>
+      </w:r>
+    </w:p>
+    <w:p>
+      <w:r>
+        <w:t xml:space="preserve">(d) — The Arthashastra is Kautilya's political treatise.</w:t>
+      </w:r>
+    </w:p>
+    <w:p>
+      <w:r>
+        <w:t xml:space="preserve">⚠️ Exam Trap: "Gita = part of the Mahabharata (Krishna-Arjuna dialogue); Ramayana = Valmiki" — the epic-attribution match is the exam point.</w:t>
+      </w:r>
+    </w:p>
+    <w:p>
+      <w:r>
+        <w:t xml:space="preserve">💎 PNC Pearl: "The Gita is the Mahabharata's heart — a conversation that became scripture."</w:t>
+      </w:r>
+    </w:p>
+    <w:p>
+      <w:r>
+        <w:t xml:space="preserve">Positive Marks: 1</w:t>
+      </w:r>
+    </w:p>
+    <w:p>
+      <w:r>
+        <w:t xml:space="preserve">Negative Marks: 0.25</w:t>
+      </w:r>
+    </w:p>
+    <w:p>
+      <w:r>
+        <w:t xml:space="preserve"/>
+      </w:r>
+    </w:p>
+    <w:p>
+      <w:r>
+        <w:t xml:space="preserve">Question: The currency of China is the</w:t>
+      </w:r>
+    </w:p>
+    <w:p>
+      <w:r>
+        <w:t xml:space="preserve">(a) Yuan</w:t>
+      </w:r>
+    </w:p>
+    <w:p>
+      <w:r>
+        <w:t xml:space="preserve">(b) Yen</w:t>
+      </w:r>
+    </w:p>
+    <w:p>
+      <w:r>
+        <w:t xml:space="preserve">(c) Won</w:t>
+      </w:r>
+    </w:p>
+    <w:p>
+      <w:r>
+        <w:t xml:space="preserve">(d) Ringgit</w:t>
+      </w:r>
+    </w:p>
+    <w:p>
+      <w:r>
+        <w:t xml:space="preserve">Answer: a</w:t>
+      </w:r>
+    </w:p>
+    <w:p>
+      <w:r>
+        <w:t xml:space="preserve">Solution: ✅ Correct Answer: a</w:t>
+      </w:r>
+    </w:p>
+    <w:p>
+      <w:r>
+        <w:t xml:space="preserve">🧠 Reasoning: The yuan (renminbi, CNY) is China's currency.</w:t>
+      </w:r>
+    </w:p>
+    <w:p>
+      <w:r>
+        <w:t xml:space="preserve">❌ Why Not Other Options?</w:t>
+      </w:r>
+    </w:p>
+    <w:p>
+      <w:r>
+        <w:t xml:space="preserve">(b) — The yen is JAPAN's currency.</w:t>
+      </w:r>
+    </w:p>
+    <w:p>
+      <w:r>
+        <w:t xml:space="preserve">(c) — The won is KOREA's currency.</w:t>
+      </w:r>
+    </w:p>
+    <w:p>
+      <w:r>
+        <w:t xml:space="preserve">(d) — The ringgit is MALAYSIA's currency.</w:t>
+      </w:r>
+    </w:p>
+    <w:p>
+      <w:r>
+        <w:t xml:space="preserve">⚠️ Exam Trap: East Asian currencies — "China = yuan, Japan = yen, Korea = won, Malaysia = ringgit" — the four-way match is a standard GK item.</w:t>
+      </w:r>
+    </w:p>
+    <w:p>
+      <w:r>
+        <w:t xml:space="preserve">💎 PNC Pearl: "Yuan for China, yen for Japan — one letter apart, one country apart."</w:t>
+      </w:r>
+    </w:p>
+    <w:p>
+      <w:r>
+        <w:t xml:space="preserve">Positive Marks: 1</w:t>
+      </w:r>
+    </w:p>
+    <w:p>
+      <w:r>
+        <w:t xml:space="preserve">Negative Marks: 0.25</w:t>
+      </w:r>
+    </w:p>
+    <w:p>
+      <w:r>
+        <w:t xml:space="preserve"/>
+      </w:r>
+    </w:p>
+    <w:p>
+      <w:r>
+        <w:t xml:space="preserve">Question: If 2 dozen oranges cost Rs 96, what is the cost of 5 oranges?</w:t>
+      </w:r>
+    </w:p>
+    <w:p>
+      <w:r>
+        <w:t xml:space="preserve">(a) Rs 20</w:t>
+      </w:r>
+    </w:p>
+    <w:p>
+      <w:r>
+        <w:t xml:space="preserve">(b) Rs 25</w:t>
+      </w:r>
+    </w:p>
+    <w:p>
+      <w:r>
+        <w:t xml:space="preserve">(c) Rs 30</w:t>
+      </w:r>
+    </w:p>
+    <w:p>
+      <w:r>
+        <w:t xml:space="preserve">(d) Rs 40</w:t>
+      </w:r>
+    </w:p>
+    <w:p>
+      <w:r>
+        <w:t xml:space="preserve">Answer: a</w:t>
+      </w:r>
+    </w:p>
+    <w:p>
+      <w:r>
+        <w:t xml:space="preserve">Solution: ✅ Correct Answer: a</w:t>
+      </w:r>
+    </w:p>
+    <w:p>
+      <w:r>
+        <w:t xml:space="preserve">🧠 Reasoning: 2 dozen = 24 oranges; one orange = 96 ÷ 24 = Rs 4; 5 oranges = 5 × 4 = Rs 20.</w:t>
+      </w:r>
+    </w:p>
+    <w:p>
+      <w:r>
+        <w:t xml:space="preserve">❌ Why Not Other Options?</w:t>
+      </w:r>
+    </w:p>
+    <w:p>
+      <w:r>
+        <w:t xml:space="preserve">(b) — Rs 25 would need each orange to cost Rs 5.</w:t>
+      </w:r>
+    </w:p>
+    <w:p>
+      <w:r>
+        <w:t xml:space="preserve">(c) — Rs 30 would need Rs 6 each.</w:t>
+      </w:r>
+    </w:p>
+    <w:p>
+      <w:r>
+        <w:t xml:space="preserve">(d) — Rs 40 would need Rs 8 each.</w:t>
+      </w:r>
+    </w:p>
+    <w:p>
+      <w:r>
+        <w:t xml:space="preserve">⚠️ Exam Trap: "Dozen = 12, so 2 dozen = 24 — convert to single units first, then multiply."</w:t>
+      </w:r>
+    </w:p>
+    <w:p>
+      <w:r>
+        <w:t xml:space="preserve">💎 PNC Pearl: "Four rupees an orange — 96 across 24 fruits, then five of them cost 20."</w:t>
+      </w:r>
+    </w:p>
+    <w:p>
+      <w:r>
+        <w:t xml:space="preserve">Positive Marks: 1</w:t>
+      </w:r>
+    </w:p>
+    <w:p>
+      <w:r>
+        <w:t xml:space="preserve">Negative Marks: 0.25</w:t>
+      </w:r>
+    </w:p>
+    <w:p>
+      <w:r>
+        <w:t xml:space="preserve"/>
+      </w:r>
+    </w:p>
+    <w:p>
+      <w:r>
+        <w:t xml:space="preserve">Question: The simple interest on Rs 2000 at 4% per annum for 3 years is</w:t>
+      </w:r>
+    </w:p>
+    <w:p>
+      <w:r>
+        <w:t xml:space="preserve">(a) Rs 120</w:t>
+      </w:r>
+    </w:p>
+    <w:p>
+      <w:r>
+        <w:t xml:space="preserve">(b) Rs 240</w:t>
+      </w:r>
+    </w:p>
+    <w:p>
+      <w:r>
+        <w:t xml:space="preserve">(c) Rs 360</w:t>
+      </w:r>
+    </w:p>
+    <w:p>
+      <w:r>
+        <w:t xml:space="preserve">(d) Rs 480</w:t>
+      </w:r>
+    </w:p>
+    <w:p>
+      <w:r>
+        <w:t xml:space="preserve">Answer: b</w:t>
+      </w:r>
+    </w:p>
+    <w:p>
+      <w:r>
+        <w:t xml:space="preserve">Solution: ✅ Correct Answer: b</w:t>
+      </w:r>
+    </w:p>
+    <w:p>
+      <w:r>
+        <w:t xml:space="preserve">🧠 Reasoning: SI = (P × R × T)/100 = (2000 × 4 × 3)/100 = Rs 240.</w:t>
+      </w:r>
+    </w:p>
+    <w:p>
+      <w:r>
+        <w:t xml:space="preserve">❌ Why Not Other Options?</w:t>
+      </w:r>
+    </w:p>
+    <w:p>
+      <w:r>
+        <w:t xml:space="preserve">(a) — Rs 120 would be 1.5 years of interest.</w:t>
+      </w:r>
+    </w:p>
+    <w:p>
+      <w:r>
+        <w:t xml:space="preserve">(c) — Rs 360 would be 6% per annum.</w:t>
+      </w:r>
+    </w:p>
+    <w:p>
+      <w:r>
+        <w:t xml:space="preserve">(d) — Rs 480 would be 8% per annum.</w:t>
+      </w:r>
+    </w:p>
+    <w:p>
+      <w:r>
+        <w:t xml:space="preserve">⚠️ Exam Trap: "SI = P × R × T ÷ 100" — multiply the three numbers and divide by 100; verify the rate and time are in years.</w:t>
+      </w:r>
+    </w:p>
+    <w:p>
+      <w:r>
+        <w:t xml:space="preserve">💎 PNC Pearl: "2000 × 4 × 3 over 100 = 240 — simple interest, simple math."</w:t>
+      </w:r>
+    </w:p>
+    <w:p>
+      <w:r>
+        <w:t xml:space="preserve">Positive Marks: 1</w:t>
+      </w:r>
+    </w:p>
+    <w:p>
+      <w:r>
+        <w:t xml:space="preserve">Negative Marks: 0.25</w:t>
+      </w:r>
+    </w:p>
+    <w:p>
+      <w:r>
+        <w:t xml:space="preserve"/>
+      </w:r>
+    </w:p>
+    <w:p>
+      <w:r>
+        <w:t xml:space="preserve">Question: Find the next number in the series: 7, 14, 28, 56, ?</w:t>
+      </w:r>
+    </w:p>
+    <w:p>
+      <w:r>
+        <w:t xml:space="preserve">(a) 84</w:t>
+      </w:r>
+    </w:p>
+    <w:p>
+      <w:r>
+        <w:t xml:space="preserve">(b) 100</w:t>
+      </w:r>
+    </w:p>
+    <w:p>
+      <w:r>
+        <w:t xml:space="preserve">(c) 112</w:t>
+      </w:r>
+    </w:p>
+    <w:p>
+      <w:r>
+        <w:t xml:space="preserve">(d) 120</w:t>
+      </w:r>
+    </w:p>
+    <w:p>
+      <w:r>
+        <w:t xml:space="preserve">Answer: c</w:t>
+      </w:r>
+    </w:p>
+    <w:p>
+      <w:r>
+        <w:t xml:space="preserve">Solution: ✅ Correct Answer: c</w:t>
+      </w:r>
+    </w:p>
+    <w:p>
+      <w:r>
+        <w:t xml:space="preserve">🧠 Reasoning: Each term is DOUBLED — 7, 14, 28, 56 — so the next term is 56 × 2 = 112.</w:t>
+      </w:r>
+    </w:p>
+    <w:p>
+      <w:r>
+        <w:t xml:space="preserve">❌ Why Not Other Options?</w:t>
+      </w:r>
+    </w:p>
+    <w:p>
+      <w:r>
+        <w:t xml:space="preserve">(a) — 84 adds 28, breaking the doubling.</w:t>
+      </w:r>
+    </w:p>
+    <w:p>
+      <w:r>
+        <w:t xml:space="preserve">(b) — 100 has no basis.</w:t>
+      </w:r>
+    </w:p>
+    <w:p>
+      <w:r>
+        <w:t xml:space="preserve">(d) — 120 is not a doubling step.</w:t>
+      </w:r>
+    </w:p>
+    <w:p>
+      <w:r>
+        <w:t xml:space="preserve">⚠️ Exam Trap: "When numbers keep doubling, multiply by 2 — check multiplication patterns early."</w:t>
+      </w:r>
+    </w:p>
+    <w:p>
+      <w:r>
+        <w:t xml:space="preserve">💎 PNC Pearl: "Double, double, double — 56's twin is 112."</w:t>
+      </w:r>
+    </w:p>
+    <w:p>
+      <w:r>
+        <w:t xml:space="preserve">Positive Marks: 1</w:t>
+      </w:r>
+    </w:p>
+    <w:p>
+      <w:r>
+        <w:t xml:space="preserve">Negative Marks: 0.25</w:t>
+      </w:r>
+    </w:p>
+    <w:p>
+      <w:r>
+        <w:t xml:space="preserve"/>
+      </w:r>
+    </w:p>
+    <w:p>
+      <w:r>
+        <w:t xml:space="preserve">Question: Which of the following is system software?</w:t>
+      </w:r>
+    </w:p>
+    <w:p>
+      <w:r>
+        <w:t xml:space="preserve">(a) Operating system</w:t>
+      </w:r>
+    </w:p>
+    <w:p>
+      <w:r>
+        <w:t xml:space="preserve">(b) MS Word</w:t>
+      </w:r>
+    </w:p>
+    <w:p>
+      <w:r>
+        <w:t xml:space="preserve">(c) Adobe Photoshop</w:t>
+      </w:r>
+    </w:p>
+    <w:p>
+      <w:r>
+        <w:t xml:space="preserve">(d) Google Chrome</w:t>
+      </w:r>
+    </w:p>
+    <w:p>
+      <w:r>
+        <w:t xml:space="preserve">Answer: a</w:t>
+      </w:r>
+    </w:p>
+    <w:p>
+      <w:r>
+        <w:t xml:space="preserve">Solution: ✅ Correct Answer: a</w:t>
+      </w:r>
+    </w:p>
+    <w:p>
+      <w:r>
+        <w:t xml:space="preserve">🧠 Reasoning: The OPERATING SYSTEM is system software — it manages hardware and other programs.</w:t>
+      </w:r>
+    </w:p>
+    <w:p>
+      <w:r>
+        <w:t xml:space="preserve">❌ Why Not Other Options?</w:t>
+      </w:r>
+    </w:p>
+    <w:p>
+      <w:r>
+        <w:t xml:space="preserve">(b) — MS Word is application software.</w:t>
+      </w:r>
+    </w:p>
+    <w:p>
+      <w:r>
+        <w:t xml:space="preserve">(c) — Photoshop is application software.</w:t>
+      </w:r>
+    </w:p>
+    <w:p>
+      <w:r>
+        <w:t xml:space="preserve">(d) — Chrome is an application (browser).</w:t>
+      </w:r>
+    </w:p>
+    <w:p>
+      <w:r>
+        <w:t xml:space="preserve">⚠️ Exam Trap: "System software = OS (Windows, Linux, macOS); application software = Word, Photoshop, Chrome" — the system-vs-application split is a guaranteed computer question.</w:t>
+      </w:r>
+    </w:p>
+    <w:p>
+      <w:r>
+        <w:t xml:space="preserve">💎 PNC Pearl: "The OS is the stage manager; Word, Photoshop, and Chrome are the performers."</w:t>
+      </w:r>
+    </w:p>
+    <w:p>
+      <w:r>
+        <w:t xml:space="preserve">Positive Marks: 1</w:t>
+      </w:r>
+    </w:p>
+    <w:p>
+      <w:r>
+        <w:t xml:space="preserve">Negative Marks: 0.25</w:t>
+      </w:r>
+    </w:p>
+    <w:p>
+      <w:r>
+        <w:t xml:space="preserve"/>
+      </w:r>
+    </w:p>
+    <w:p>
+      <w:r>
+        <w:t xml:space="preserve">Question: The keyboard shortcut Ctrl + P is used to</w:t>
+      </w:r>
+    </w:p>
+    <w:p>
+      <w:r>
+        <w:t xml:space="preserve">(a) Print the document</w:t>
+      </w:r>
+    </w:p>
+    <w:p>
+      <w:r>
+        <w:t xml:space="preserve">(b) Paste the text</w:t>
+      </w:r>
+    </w:p>
+    <w:p>
+      <w:r>
+        <w:t xml:space="preserve">(c) Open a new file</w:t>
+      </w:r>
+    </w:p>
+    <w:p>
+      <w:r>
+        <w:t xml:space="preserve">(d) Save the file</w:t>
+      </w:r>
+    </w:p>
+    <w:p>
+      <w:r>
+        <w:t xml:space="preserve">Answer: a</w:t>
+      </w:r>
+    </w:p>
+    <w:p>
+      <w:r>
+        <w:t xml:space="preserve">Solution: ✅ Correct Answer: a</w:t>
+      </w:r>
+    </w:p>
+    <w:p>
+      <w:r>
+        <w:t xml:space="preserve">🧠 Reasoning: Ctrl+P opens the PRINT dialog.</w:t>
+      </w:r>
+    </w:p>
+    <w:p>
+      <w:r>
+        <w:t xml:space="preserve">❌ Why Not Other Options?</w:t>
+      </w:r>
+    </w:p>
+    <w:p>
+      <w:r>
+        <w:t xml:space="preserve">(b) — Ctrl+V PASTES.</w:t>
+      </w:r>
+    </w:p>
+    <w:p>
+      <w:r>
+        <w:t xml:space="preserve">(c) — Ctrl+N opens a new file.</w:t>
+      </w:r>
+    </w:p>
+    <w:p>
+      <w:r>
+        <w:t xml:space="preserve">(d) — Ctrl+S SAVES.</w:t>
+      </w:r>
+    </w:p>
+    <w:p>
+      <w:r>
+        <w:t xml:space="preserve">⚠️ Exam Trap: The shortcut set — "P = Print, V = Paste, S = Save, N = New, C = Copy, X = Cut, Z = Undo."</w:t>
+      </w:r>
+    </w:p>
+    <w:p>
+      <w:r>
+        <w:t xml:space="preserve">💎 PNC Pearl: "P for Print — the shortcut that puts ink on paper."</w:t>
+      </w:r>
+    </w:p>
+    <w:p>
+      <w:r>
+        <w:t xml:space="preserve">Positive Marks: 1</w:t>
+      </w:r>
+    </w:p>
+    <w:p>
+      <w:r>
+        <w:t xml:space="preserve">Negative Marks: 0.25</w:t>
+      </w:r>
+    </w:p>
+    <w:p>
+      <w:r>
+        <w:t xml:space="preserve"/>
+      </w:r>
+    </w:p>
+    <w:p>
+      <w:r>
+        <w:t xml:space="preserve">Question: Which computer memory is non-volatile (retains data without power)?</w:t>
+      </w:r>
+    </w:p>
+    <w:p>
+      <w:r>
+        <w:t xml:space="preserve">(a) ROM</w:t>
+      </w:r>
+    </w:p>
+    <w:p>
+      <w:r>
+        <w:t xml:space="preserve">(b) RAM</w:t>
+      </w:r>
+    </w:p>
+    <w:p>
+      <w:r>
+        <w:t xml:space="preserve">(c) Cache</w:t>
+      </w:r>
+    </w:p>
+    <w:p>
+      <w:r>
+        <w:t xml:space="preserve">(d) Register</w:t>
+      </w:r>
+    </w:p>
+    <w:p>
+      <w:r>
+        <w:t xml:space="preserve">Answer: a</w:t>
+      </w:r>
+    </w:p>
+    <w:p>
+      <w:r>
+        <w:t xml:space="preserve">Solution: ✅ Correct Answer: a</w:t>
+      </w:r>
+    </w:p>
+    <w:p>
+      <w:r>
+        <w:t xml:space="preserve">🧠 Reasoning: ROM is NON-VOLATILE — it keeps its contents when power is off and holds the startup (BIOS) instructions.</w:t>
+      </w:r>
+    </w:p>
+    <w:p>
+      <w:r>
+        <w:t xml:space="preserve">❌ Why Not Other Options?</w:t>
+      </w:r>
+    </w:p>
+    <w:p>
+      <w:r>
+        <w:t xml:space="preserve">(b) — RAM is volatile — lost on shutdown.</w:t>
+      </w:r>
+    </w:p>
+    <w:p>
+      <w:r>
+        <w:t xml:space="preserve">(c) — Cache is volatile.</w:t>
+      </w:r>
+    </w:p>
+    <w:p>
+      <w:r>
+        <w:t xml:space="preserve">(d) — Registers are volatile.</w:t>
+      </w:r>
+    </w:p>
+    <w:p>
+      <w:r>
+        <w:t xml:space="preserve">⚠️ Exam Trap: "RAM = volatile (Random, gone with power); ROM = Read Only (retained)" — the volatility contrast is the classic memory question.</w:t>
+      </w:r>
+    </w:p>
+    <w:p>
+      <w:r>
+        <w:t xml:space="preserve">💎 PNC Pearl: "RAM forgets, ROM remembers — volatility is the whole story."</w:t>
+      </w:r>
+    </w:p>
+    <w:p>
+      <w:r>
+        <w:t xml:space="preserve">Positive Marks: 1</w:t>
+      </w:r>
+    </w:p>
+    <w:p>
+      <w:r>
+        <w:t xml:space="preserve">Negative Marks: 0.25</w:t>
+      </w:r>
+    </w:p>
+    <w:p>
+      <w:r>
+        <w:t xml:space="preserve">Question: The national motto of India, "Satyameva Jayate", is taken from the</w:t>
+      </w:r>
+    </w:p>
+    <w:p>
+      <w:r>
+        <w:t xml:space="preserve">(a) Mundaka Upanishad</w:t>
+      </w:r>
+    </w:p>
+    <w:p>
+      <w:r>
+        <w:t xml:space="preserve">(b) Rigveda</w:t>
+      </w:r>
+    </w:p>
+    <w:p>
+      <w:r>
+        <w:t xml:space="preserve">(c) Arthashastra</w:t>
+      </w:r>
+    </w:p>
+    <w:p>
+      <w:r>
+        <w:t xml:space="preserve">(d) Ramayana</w:t>
+      </w:r>
+    </w:p>
+    <w:p>
+      <w:r>
+        <w:t xml:space="preserve">Answer: a</w:t>
+      </w:r>
+    </w:p>
+    <w:p>
+      <w:r>
+        <w:t xml:space="preserve">Solution: ✅ Correct Answer: a</w:t>
+      </w:r>
+    </w:p>
+    <w:p>
+      <w:r>
+        <w:t xml:space="preserve">🧠 Reasoning: "Satyameva Jayate" (Truth alone triumphs) is from the MUNDAKA Upanishad — adopted as India's national motto.</w:t>
+      </w:r>
+    </w:p>
+    <w:p>
+      <w:r>
+        <w:t xml:space="preserve">❌ Why Not Other Options?</w:t>
+      </w:r>
+    </w:p>
+    <w:p>
+      <w:r>
+        <w:t xml:space="preserve">(b) — The Rigveda is a hymn collection, not the motto's source.</w:t>
+      </w:r>
+    </w:p>
+    <w:p>
+      <w:r>
+        <w:t xml:space="preserve">(c) — The Arthashastra is a political treatise.</w:t>
+      </w:r>
+    </w:p>
+    <w:p>
+      <w:r>
+        <w:t xml:space="preserve">(d) — The Ramayana is an epic.</w:t>
+      </w:r>
+    </w:p>
+    <w:p>
+      <w:r>
+        <w:t xml:space="preserve">⚠️ Exam Trap: "National motto = Mundaka Upanishad; national anthem = Tagore; national song = Bankim Chandra" — the source attributions are frequent GK items.</w:t>
+      </w:r>
+    </w:p>
+    <w:p>
+      <w:r>
+        <w:t xml:space="preserve">💎 PNC Pearl: "Truth alone triumphs — the motto's home is the Mundaka Upanishad."</w:t>
+      </w:r>
+    </w:p>
+    <w:p>
+      <w:r>
+        <w:t xml:space="preserve">Positive Marks: 1</w:t>
+      </w:r>
+    </w:p>
+    <w:p>
+      <w:r>
+        <w:t xml:space="preserve">Negative Marks: 0.25</w:t>
+      </w:r>
+    </w:p>
+    <w:p>
+      <w:r>
+        <w:t xml:space="preserve"/>
+      </w:r>
+    </w:p>
+    <w:p>
+      <w:r>
+        <w:t xml:space="preserve">Question: Paris is the capital of which country?</w:t>
+      </w:r>
+    </w:p>
+    <w:p>
+      <w:r>
+        <w:t xml:space="preserve">(a) France</w:t>
+      </w:r>
+    </w:p>
+    <w:p>
+      <w:r>
+        <w:t xml:space="preserve">(b) Italy</w:t>
+      </w:r>
+    </w:p>
+    <w:p>
+      <w:r>
+        <w:t xml:space="preserve">(c) Spain</w:t>
+      </w:r>
+    </w:p>
+    <w:p>
+      <w:r>
+        <w:t xml:space="preserve">(d) Germany</w:t>
+      </w:r>
+    </w:p>
+    <w:p>
+      <w:r>
+        <w:t xml:space="preserve">Answer: a</w:t>
+      </w:r>
+    </w:p>
+    <w:p>
+      <w:r>
+        <w:t xml:space="preserve">Solution: ✅ Correct Answer: a</w:t>
+      </w:r>
+    </w:p>
+    <w:p>
+      <w:r>
+        <w:t xml:space="preserve">🧠 Reasoning: Paris is the capital of FRANCE, located on the River Seine.</w:t>
+      </w:r>
+    </w:p>
+    <w:p>
+      <w:r>
+        <w:t xml:space="preserve">❌ Why Not Other Options?</w:t>
+      </w:r>
+    </w:p>
+    <w:p>
+      <w:r>
+        <w:t xml:space="preserve">(b) — Italy's capital is Rome.</w:t>
+      </w:r>
+    </w:p>
+    <w:p>
+      <w:r>
+        <w:t xml:space="preserve">(c) — Spain's capital is Madrid.</w:t>
+      </w:r>
+    </w:p>
+    <w:p>
+      <w:r>
+        <w:t xml:space="preserve">(d) — Germany's capital is Berlin.</w:t>
+      </w:r>
+    </w:p>
+    <w:p>
+      <w:r>
+        <w:t xml:space="preserve">⚠️ Exam Trap: European capitals — "France = Paris, Italy = Rome, Spain = Madrid, Germany = Berlin" — the capital-country set is a standard GK item.</w:t>
+      </w:r>
+    </w:p>
+    <w:p>
+      <w:r>
+        <w:t xml:space="preserve">💎 PNC Pearl: "Paris on the Seine — France's luminous capital."</w:t>
+      </w:r>
+    </w:p>
+    <w:p>
+      <w:r>
+        <w:t xml:space="preserve">Positive Marks: 1</w:t>
+      </w:r>
+    </w:p>
+    <w:p>
+      <w:r>
+        <w:t xml:space="preserve">Negative Marks: 0.25</w:t>
+      </w:r>
+    </w:p>
+    <w:p>
+      <w:r>
+        <w:t xml:space="preserve"/>
+      </w:r>
+    </w:p>
+    <w:p>
+      <w:r>
+        <w:t xml:space="preserve">Question: The smallest bone in the human body is the</w:t>
+      </w:r>
+    </w:p>
+    <w:p>
+      <w:r>
+        <w:t xml:space="preserve">(a) Stapes in the ear</w:t>
+      </w:r>
+    </w:p>
+    <w:p>
+      <w:r>
+        <w:t xml:space="preserve">(b) Femur</w:t>
+      </w:r>
+    </w:p>
+    <w:p>
+      <w:r>
+        <w:t xml:space="preserve">(c) Tibia</w:t>
+      </w:r>
+    </w:p>
+    <w:p>
+      <w:r>
+        <w:t xml:space="preserve">(d) Humerus</w:t>
+      </w:r>
+    </w:p>
+    <w:p>
+      <w:r>
+        <w:t xml:space="preserve">Answer: a</w:t>
+      </w:r>
+    </w:p>
+    <w:p>
+      <w:r>
+        <w:t xml:space="preserve">Solution: ✅ Correct Answer: a</w:t>
+      </w:r>
+    </w:p>
+    <w:p>
+      <w:r>
+        <w:t xml:space="preserve">🧠 Clinical Rationale: The STAPES — one of the three ear ossicles — is the smallest bone in the body.</w:t>
+      </w:r>
+    </w:p>
+    <w:p>
+      <w:r>
+        <w:t xml:space="preserve">❌ Why Not Other Options?</w:t>
+      </w:r>
+    </w:p>
+    <w:p>
+      <w:r>
+        <w:t xml:space="preserve">(b) — The femur is the LARGEST bone.</w:t>
+      </w:r>
+    </w:p>
+    <w:p>
+      <w:r>
+        <w:t xml:space="preserve">(c) — The tibia is a long leg bone.</w:t>
+      </w:r>
+    </w:p>
+    <w:p>
+      <w:r>
+        <w:t xml:space="preserve">(d) — The humerus is a long arm bone.</w:t>
+      </w:r>
+    </w:p>
+    <w:p>
+      <w:r>
+        <w:t xml:space="preserve">⚠️ Exam Trap: "Smallest bone = stapes (ear); largest bone = femur; the ossicles are malleus, incus, stapes."</w:t>
+      </w:r>
+    </w:p>
+    <w:p>
+      <w:r>
+        <w:t xml:space="preserve">💎 PNC Pearl: "The stapes is tinier than a grain of rice — the femur is the giant of the skeleton."</w:t>
+      </w:r>
+    </w:p>
+    <w:p>
+      <w:r>
+        <w:t xml:space="preserve">Positive Marks: 1</w:t>
+      </w:r>
+    </w:p>
+    <w:p>
+      <w:r>
+        <w:t xml:space="preserve">Negative Marks: 0.25</w:t>
+      </w:r>
+    </w:p>
+    <w:p>
+      <w:r>
+        <w:t xml:space="preserve"/>
+      </w:r>
+    </w:p>
+    <w:p>
+      <w:r>
+        <w:t xml:space="preserve">Question: A man buys an article for Rs 800 and sells it for Rs 1000. His profit percentage is</w:t>
+      </w:r>
+    </w:p>
+    <w:p>
+      <w:r>
+        <w:t xml:space="preserve">(a) 20%</w:t>
+      </w:r>
+    </w:p>
+    <w:p>
+      <w:r>
+        <w:t xml:space="preserve">(b) 25%</w:t>
+      </w:r>
+    </w:p>
+    <w:p>
+      <w:r>
+        <w:t xml:space="preserve">(c) 30%</w:t>
+      </w:r>
+    </w:p>
+    <w:p>
+      <w:r>
+        <w:t xml:space="preserve">(d) 40%</w:t>
+      </w:r>
+    </w:p>
+    <w:p>
+      <w:r>
+        <w:t xml:space="preserve">Answer: b</w:t>
+      </w:r>
+    </w:p>
+    <w:p>
+      <w:r>
+        <w:t xml:space="preserve">Solution: ✅ Correct Answer: b</w:t>
+      </w:r>
+    </w:p>
+    <w:p>
+      <w:r>
+        <w:t xml:space="preserve">🧠 Reasoning: Profit = 1000 − 800 = Rs 200; profit % = (200 ÷ 800) × 100 = 25%.</w:t>
+      </w:r>
+    </w:p>
+    <w:p>
+      <w:r>
+        <w:t xml:space="preserve">❌ Why Not Other Options?</w:t>
+      </w:r>
+    </w:p>
+    <w:p>
+      <w:r>
+        <w:t xml:space="preserve">(a) — 20% would be a profit of Rs 160.</w:t>
+      </w:r>
+    </w:p>
+    <w:p>
+      <w:r>
+        <w:t xml:space="preserve">(c) — 30% would be Rs 240.</w:t>
+      </w:r>
+    </w:p>
+    <w:p>
+      <w:r>
+        <w:t xml:space="preserve">(d) — 40% would be Rs 320.</w:t>
+      </w:r>
+    </w:p>
+    <w:p>
+      <w:r>
+        <w:t xml:space="preserve">⚠️ Exam Trap: "Profit % is always on the COST price" — dividing by the selling price (1000) would wrongly give 20%.</w:t>
+      </w:r>
+    </w:p>
+    <w:p>
+      <w:r>
+        <w:t xml:space="preserve">💎 PNC Pearl: "Profit % divides by what you PAID, not what you got — 200 on 800 is 25%."</w:t>
+      </w:r>
+    </w:p>
+    <w:p>
+      <w:r>
+        <w:t xml:space="preserve">Positive Marks: 1</w:t>
+      </w:r>
+    </w:p>
+    <w:p>
+      <w:r>
+        <w:t xml:space="preserve">Negative Marks: 0.25</w:t>
+      </w:r>
+    </w:p>
+    <w:p>
+      <w:r>
+        <w:t xml:space="preserve"/>
+      </w:r>
+    </w:p>
+    <w:p>
+      <w:r>
+        <w:t xml:space="preserve">Question: The sum of the first 10 natural numbers is</w:t>
+      </w:r>
+    </w:p>
+    <w:p>
+      <w:r>
+        <w:t xml:space="preserve">(a) 45</w:t>
+      </w:r>
+    </w:p>
+    <w:p>
+      <w:r>
+        <w:t xml:space="preserve">(b) 55</w:t>
+      </w:r>
+    </w:p>
+    <w:p>
+      <w:r>
+        <w:t xml:space="preserve">(c) 60</w:t>
+      </w:r>
+    </w:p>
+    <w:p>
+      <w:r>
+        <w:t xml:space="preserve">(d) 100</w:t>
+      </w:r>
+    </w:p>
+    <w:p>
+      <w:r>
+        <w:t xml:space="preserve">Answer: b</w:t>
+      </w:r>
+    </w:p>
+    <w:p>
+      <w:r>
+        <w:t xml:space="preserve">Solution: ✅ Correct Answer: b</w:t>
+      </w:r>
+    </w:p>
+    <w:p>
+      <w:r>
+        <w:t xml:space="preserve">🧠 Reasoning: Sum of 1 to 10 = n(n+1)/2 = 10 × 11/2 = 55.</w:t>
+      </w:r>
+    </w:p>
+    <w:p>
+      <w:r>
+        <w:t xml:space="preserve">❌ Why Not Other Options?</w:t>
+      </w:r>
+    </w:p>
+    <w:p>
+      <w:r>
+        <w:t xml:space="preserve">(a) — 45 would be the sum of the first 9 numbers.</w:t>
+      </w:r>
+    </w:p>
+    <w:p>
+      <w:r>
+        <w:t xml:space="preserve">(c) — 60 is 10 × 6 — wrong formula.</w:t>
+      </w:r>
+    </w:p>
+    <w:p>
+      <w:r>
+        <w:t xml:space="preserve">(d) — 100 is 10 × 10.</w:t>
+      </w:r>
+    </w:p>
+    <w:p>
+      <w:r>
+        <w:t xml:space="preserve">⚠️ Exam Trap: "Sum of first n natural numbers = n(n+1)/2" — 10 × 11 ÷ 2 = 55, the standard formula answer.</w:t>
+      </w:r>
+    </w:p>
+    <w:p>
+      <w:r>
+        <w:t xml:space="preserve">💎 PNC Pearl: "Ten times eleven, halved, is 55 — Gauss's shortcut from childhood."</w:t>
+      </w:r>
+    </w:p>
+    <w:p>
+      <w:r>
+        <w:t xml:space="preserve">Positive Marks: 1</w:t>
+      </w:r>
+    </w:p>
+    <w:p>
+      <w:r>
+        <w:t xml:space="preserve">Negative Marks: 0.25</w:t>
+      </w:r>
+    </w:p>
+    <w:p>
+      <w:r>
+        <w:t xml:space="preserve"/>
+      </w:r>
+    </w:p>
+    <w:p>
+      <w:r>
+        <w:t xml:space="preserve">Question: The ratio of boys to girls in a class is 3:2. If there are 30 boys, how many girls are there?</w:t>
+      </w:r>
+    </w:p>
+    <w:p>
+      <w:r>
+        <w:t xml:space="preserve">(a) 15</w:t>
+      </w:r>
+    </w:p>
+    <w:p>
+      <w:r>
+        <w:t xml:space="preserve">(b) 20</w:t>
+      </w:r>
+    </w:p>
+    <w:p>
+      <w:r>
+        <w:t xml:space="preserve">(c) 25</w:t>
+      </w:r>
+    </w:p>
+    <w:p>
+      <w:r>
+        <w:t xml:space="preserve">(d) 45</w:t>
+      </w:r>
+    </w:p>
+    <w:p>
+      <w:r>
+        <w:t xml:space="preserve">Answer: b</w:t>
+      </w:r>
+    </w:p>
+    <w:p>
+      <w:r>
+        <w:t xml:space="preserve">Solution: ✅ Correct Answer: b</w:t>
+      </w:r>
+    </w:p>
+    <w:p>
+      <w:r>
+        <w:t xml:space="preserve">🧠 Reasoning: 3 parts = 30, so 1 part = 10; girls = 2 parts = 20.</w:t>
+      </w:r>
+    </w:p>
+    <w:p>
+      <w:r>
+        <w:t xml:space="preserve">❌ Why Not Other Options?</w:t>
+      </w:r>
+    </w:p>
+    <w:p>
+      <w:r>
+        <w:t xml:space="preserve">(a) — 15 would be 1.5 parts.</w:t>
+      </w:r>
+    </w:p>
+    <w:p>
+      <w:r>
+        <w:t xml:space="preserve">(c) — 25 has no basis.</w:t>
+      </w:r>
+    </w:p>
+    <w:p>
+      <w:r>
+        <w:t xml:space="preserve">(d) — 45 would be 4.5 parts.</w:t>
+      </w:r>
+    </w:p>
+    <w:p>
+      <w:r>
+        <w:t xml:space="preserve">⚠️ Exam Trap: "Ratio problems = find ONE part first (divide by the ratio number), then multiply for the asked quantity."</w:t>
+      </w:r>
+    </w:p>
+    <w:p>
+      <w:r>
+        <w:t xml:space="preserve">💎 PNC Pearl: "Three parts make 30, so each part is 10 — the girls get two parts, 20."</w:t>
+      </w:r>
+    </w:p>
+    <w:p>
+      <w:r>
+        <w:t xml:space="preserve">Positive Marks: 1</w:t>
+      </w:r>
+    </w:p>
+    <w:p>
+      <w:r>
+        <w:t xml:space="preserve">Negative Marks: 0.25</w:t>
+      </w:r>
+    </w:p>
+    <w:p>
+      <w:r>
+        <w:t xml:space="preserve"/>
+      </w:r>
+    </w:p>
+    <w:p>
+      <w:r>
+        <w:t xml:space="preserve">Question: The value of 5 + 3 x 2 is</w:t>
+      </w:r>
+    </w:p>
+    <w:p>
+      <w:r>
+        <w:t xml:space="preserve">(a) 11</w:t>
+      </w:r>
+    </w:p>
+    <w:p>
+      <w:r>
+        <w:t xml:space="preserve">(b) 16</w:t>
+      </w:r>
+    </w:p>
+    <w:p>
+      <w:r>
+        <w:t xml:space="preserve">(c) 13</w:t>
+      </w:r>
+    </w:p>
+    <w:p>
+      <w:r>
+        <w:t xml:space="preserve">(d) 10</w:t>
+      </w:r>
+    </w:p>
+    <w:p>
+      <w:r>
+        <w:t xml:space="preserve">Answer: a</w:t>
+      </w:r>
+    </w:p>
+    <w:p>
+      <w:r>
+        <w:t xml:space="preserve">Solution: ✅ Correct Answer: a</w:t>
+      </w:r>
+    </w:p>
+    <w:p>
+      <w:r>
+        <w:t xml:space="preserve">🧠 Reasoning: By BODMAS, multiplication comes FIRST: 3 × 2 = 6, then 5 + 6 = 11.</w:t>
+      </w:r>
+    </w:p>
+    <w:p>
+      <w:r>
+        <w:t xml:space="preserve">❌ Why Not Other Options?</w:t>
+      </w:r>
+    </w:p>
+    <w:p>
+      <w:r>
+        <w:t xml:space="preserve">(b) — 16 comes from adding first (5+3=8, then ×2) — the BODMAS violation trap.</w:t>
+      </w:r>
+    </w:p>
+    <w:p>
+      <w:r>
+        <w:t xml:space="preserve">(c) — 13 has no basis.</w:t>
+      </w:r>
+    </w:p>
+    <w:p>
+      <w:r>
+        <w:t xml:space="preserve">(d) — 10 comes from wrong order.</w:t>
+      </w:r>
+    </w:p>
+    <w:p>
+      <w:r>
+        <w:t xml:space="preserve">⚠️ Exam Trap: "BODMAS — Brackets, Orders, Division, Multiplication, Addition, Subtraction" — the 5+3×2 question is the classic BODMAS exam item.</w:t>
+      </w:r>
+    </w:p>
+    <w:p>
+      <w:r>
+        <w:t xml:space="preserve">💎 PNC Pearl: "Multiply before you add — 3×2 is 6, and 5+6 is 11."</w:t>
+      </w:r>
+    </w:p>
+    <w:p>
+      <w:r>
+        <w:t xml:space="preserve">Positive Marks: 1</w:t>
+      </w:r>
+    </w:p>
+    <w:p>
+      <w:r>
+        <w:t xml:space="preserve">Negative Marks: 0.25</w:t>
+      </w:r>
+    </w:p>
+    <w:p>
+      <w:r>
+        <w:t xml:space="preserve"/>
+      </w:r>
+    </w:p>
+    <w:p>
+      <w:r>
+        <w:t xml:space="preserve">Question: Which of the following is a social media platform?</w:t>
+      </w:r>
+    </w:p>
+    <w:p>
+      <w:r>
+        <w:t xml:space="preserve">(a) Facebook</w:t>
+      </w:r>
+    </w:p>
+    <w:p>
+      <w:r>
+        <w:t xml:space="preserve">(b) MS Excel</w:t>
+      </w:r>
+    </w:p>
+    <w:p>
+      <w:r>
+        <w:t xml:space="preserve">(c) Adobe Reader</w:t>
+      </w:r>
+    </w:p>
+    <w:p>
+      <w:r>
+        <w:t xml:space="preserve">(d) VLC Player</w:t>
+      </w:r>
+    </w:p>
+    <w:p>
+      <w:r>
+        <w:t xml:space="preserve">Answer: a</w:t>
+      </w:r>
+    </w:p>
+    <w:p>
+      <w:r>
+        <w:t xml:space="preserve">Solution: ✅ Correct Answer: a</w:t>
+      </w:r>
+    </w:p>
+    <w:p>
+      <w:r>
+        <w:t xml:space="preserve">🧠 Reasoning: Facebook is a SOCIAL MEDIA platform for connecting and sharing content.</w:t>
+      </w:r>
+    </w:p>
+    <w:p>
+      <w:r>
+        <w:t xml:space="preserve">❌ Why Not Other Options?</w:t>
+      </w:r>
+    </w:p>
+    <w:p>
+      <w:r>
+        <w:t xml:space="preserve">(b) — MS Excel is a spreadsheet application.</w:t>
+      </w:r>
+    </w:p>
+    <w:p>
+      <w:r>
+        <w:t xml:space="preserve">(c) — Adobe Reader opens PDFs.</w:t>
+      </w:r>
+    </w:p>
+    <w:p>
+      <w:r>
+        <w:t xml:space="preserve">(d) — VLC Player plays media files.</w:t>
+      </w:r>
+    </w:p>
+    <w:p>
+      <w:r>
+        <w:t xml:space="preserve">⚠️ Exam Trap: "Social media = Facebook, Instagram, X (Twitter), WhatsApp, YouTube; the rest are productivity/media tools."</w:t>
+      </w:r>
+    </w:p>
+    <w:p>
+      <w:r>
+        <w:t xml:space="preserve">💎 PNC Pearl: "Facebook connects people; Excel, Reader, and VLC just work with files."</w:t>
+      </w:r>
+    </w:p>
+    <w:p>
+      <w:r>
+        <w:t xml:space="preserve">Positive Marks: 1</w:t>
+      </w:r>
+    </w:p>
+    <w:p>
+      <w:r>
+        <w:t xml:space="preserve">Negative Marks: 0.25</w:t>
+      </w:r>
+    </w:p>
+    <w:p>
+      <w:r>
+        <w:t xml:space="preserve"/>
+      </w:r>
+    </w:p>
+    <w:p>
+      <w:r>
+        <w:t xml:space="preserve">Question: The full form of "Wi-Fi" is</w:t>
+      </w:r>
+    </w:p>
+    <w:p>
+      <w:r>
+        <w:t xml:space="preserve">(a) Wireless Fidelity</w:t>
+      </w:r>
+    </w:p>
+    <w:p>
+      <w:r>
+        <w:t xml:space="preserve">(b) Wide Frequency</w:t>
+      </w:r>
+    </w:p>
+    <w:p>
+      <w:r>
+        <w:t xml:space="preserve">(c) Wire Fidelity</w:t>
+      </w:r>
+    </w:p>
+    <w:p>
+      <w:r>
+        <w:t xml:space="preserve">(d) Wireless File</w:t>
+      </w:r>
+    </w:p>
+    <w:p>
+      <w:r>
+        <w:t xml:space="preserve">Answer: a</w:t>
+      </w:r>
+    </w:p>
+    <w:p>
+      <w:r>
+        <w:t xml:space="preserve">Solution: ✅ Correct Answer: a</w:t>
+      </w:r>
+    </w:p>
+    <w:p>
+      <w:r>
+        <w:t xml:space="preserve">🧠 Reasoning: Wi-Fi stands for WIRELESS FIDELITY — a technology for wireless local area networking.</w:t>
+      </w:r>
+    </w:p>
+    <w:p>
+      <w:r>
+        <w:t xml:space="preserve">❌ Why Not Other Options?</w:t>
+      </w:r>
+    </w:p>
+    <w:p>
+      <w:r>
+        <w:t xml:space="preserve">(b) — "Wide Frequency" is an invented expansion.</w:t>
+      </w:r>
+    </w:p>
+    <w:p>
+      <w:r>
+        <w:t xml:space="preserve">(c) — "Wire Fidelity" contradicts wireless.</w:t>
+      </w:r>
+    </w:p>
+    <w:p>
+      <w:r>
+        <w:t xml:space="preserve">(d) — "Wireless File" is invented.</w:t>
+      </w:r>
+    </w:p>
+    <w:p>
+      <w:r>
+        <w:t xml:space="preserve">⚠️ Exam Trap: "Wi-Fi = Wireless Fidelity; the 'Fi' is a nod to 'Hi-Fi' (high fidelity) sound" — the full form is the exam point.</w:t>
+      </w:r>
+    </w:p>
+    <w:p>
+      <w:r>
+        <w:t xml:space="preserve">💎 PNC Pearl: "Wireless Fidelity — the invisible cord that ties your devices together."</w:t>
+      </w:r>
+    </w:p>
+    <w:p>
+      <w:r>
+        <w:t xml:space="preserve">Positive Marks: 1</w:t>
+      </w:r>
+    </w:p>
+    <w:p>
+      <w:r>
+        <w:t xml:space="preserve">Negative Marks: 0.25</w:t>
+      </w:r>
+    </w:p>
+    <w:p>
+      <w:r>
+        <w:t xml:space="preserve"/>
+      </w:r>
+    </w:p>
+    <w:p>
+      <w:r>
+        <w:t xml:space="preserve">Question: The keyboard shortcut Ctrl + V is used to</w:t>
+      </w:r>
+    </w:p>
+    <w:p>
+      <w:r>
+        <w:t xml:space="preserve">(a) Paste the copied content</w:t>
+      </w:r>
+    </w:p>
+    <w:p>
+      <w:r>
+        <w:t xml:space="preserve">(b) Copy the content</w:t>
+      </w:r>
+    </w:p>
+    <w:p>
+      <w:r>
+        <w:t xml:space="preserve">(c) Cut the content</w:t>
+      </w:r>
+    </w:p>
+    <w:p>
+      <w:r>
+        <w:t xml:space="preserve">(d) Delete the content</w:t>
+      </w:r>
+    </w:p>
+    <w:p>
+      <w:r>
+        <w:t xml:space="preserve">Answer: a</w:t>
+      </w:r>
+    </w:p>
+    <w:p>
+      <w:r>
+        <w:t xml:space="preserve">Solution: ✅ Correct Answer: a</w:t>
+      </w:r>
+    </w:p>
+    <w:p>
+      <w:r>
+        <w:t xml:space="preserve">🧠 Reasoning: Ctrl+V PASTES the clipboard content.</w:t>
+      </w:r>
+    </w:p>
+    <w:p>
+      <w:r>
+        <w:t xml:space="preserve">❌ Why Not Other Options?</w:t>
+      </w:r>
+    </w:p>
+    <w:p>
+      <w:r>
+        <w:t xml:space="preserve">(b) — Ctrl+C COPIES.</w:t>
+      </w:r>
+    </w:p>
+    <w:p>
+      <w:r>
+        <w:t xml:space="preserve">(c) — Ctrl+X CUTS.</w:t>
+      </w:r>
+    </w:p>
+    <w:p>
+      <w:r>
+        <w:t xml:space="preserve">(d) — Delete removes content without copying.</w:t>
+      </w:r>
+    </w:p>
+    <w:p>
+      <w:r>
+        <w:t xml:space="preserve">⚠️ Exam Trap: The clipboard quartet — "C = Copy, X = Cut, V = Paste, Z = Undo" — 'V' looks like a paste-down arrow.</w:t>
+      </w:r>
+    </w:p>
+    <w:p>
+      <w:r>
+        <w:t xml:space="preserve">💎 PNC Pearl: "V is the down-arrow of pasting — Ctrl+V drops the copy into place."</w:t>
+      </w:r>
+    </w:p>
+    <w:p>
+      <w:r>
+        <w:t xml:space="preserve">Positive Marks: 1</w:t>
+      </w:r>
+    </w:p>
+    <w:p>
+      <w:r>
+        <w:t xml:space="preserve">Negative Marks: 0.25</w:t>
       </w:r>
     </w:p>
     <w:sectPr>
       <w:pgSz w:w="12240" w:h="15840"/>
-      <w:pgMar w:top="864" w:right="1008" w:bottom="864" w:left="1008" w:header="720" w:footer="720" w:gutter="0"/>
+      <w:pgMar w:top="1440" w:right="1800" w:bottom="1440" w:left="1800" w:header="720" w:footer="720" w:gutter="0"/>
       <w:cols w:space="720"/>
       <w:docGrid w:linePitch="360"/>
     </w:sectPr>
@@ -2535,10 +2065,6 @@
     <w:name w:val="Normal"/>
     <w:qFormat/>
     <w:rsid w:val="00FC693F"/>
-    <w:rPr>
-      <w:rFonts w:ascii="Calibri" w:hAnsi="Calibri"/>
-      <w:sz w:val="22"/>
-    </w:rPr>
   </w:style>
   <w:style w:type="paragraph" w:styleId="Header">
     <w:name w:val="header"/>
